--- a/docs/ユーザーテスト_チェックリスト_v2.3.docx
+++ b/docs/ユーザーテスト_チェックリスト_v2.3.docx
@@ -6707,7 +6707,7 @@
                 <w:sz w:val="19"/>
                 <w:szCs w:val="19"/>
               </w:rPr>
-              <w:t xml:space="preserve">C-4c</w:t>
+              <w:t xml:space="preserve">C-4f</w:t>
             </w:r>
           </w:p>
         </w:tc>
@@ -6759,7 +6759,7 @@
                 <w:sz w:val="19"/>
                 <w:szCs w:val="19"/>
               </w:rPr>
-              <w:t xml:space="preserve">ダウンロードが禁止されている</w:t>
+              <w:t xml:space="preserve">コピーができる</w:t>
             </w:r>
           </w:p>
         </w:tc>
@@ -6785,7 +6785,7 @@
                 <w:sz w:val="19"/>
                 <w:szCs w:val="19"/>
               </w:rPr>
-              <w:t xml:space="preserve">閲覧権限の利用者で書類を開き「ファイル」メニューを確認</w:t>
+              <w:t xml:space="preserve">作成した書類のセルを選択してCtrl+C</w:t>
             </w:r>
           </w:p>
         </w:tc>
@@ -6811,7 +6811,7 @@
                 <w:sz w:val="19"/>
                 <w:szCs w:val="19"/>
               </w:rPr>
-              <w:t xml:space="preserve">「ダウンロード」「印刷」「コピーを作成」が表示されない</w:t>
+              <w:t xml:space="preserve">値をコピーできる</w:t>
             </w:r>
           </w:p>
         </w:tc>
@@ -6904,7 +6904,7 @@
                 <w:sz w:val="19"/>
                 <w:szCs w:val="19"/>
               </w:rPr>
-              <w:t xml:space="preserve">C-5</w:t>
+              <w:t xml:space="preserve">C-4c</w:t>
             </w:r>
           </w:p>
         </w:tc>
@@ -6929,7 +6929,7 @@
                 <w:sz w:val="19"/>
                 <w:szCs w:val="19"/>
               </w:rPr>
-              <w:t xml:space="preserve">転記</w:t>
+              <w:t xml:space="preserve">ロック</w:t>
             </w:r>
           </w:p>
         </w:tc>
@@ -6954,7 +6954,7 @@
                 <w:sz w:val="19"/>
                 <w:szCs w:val="19"/>
               </w:rPr>
-              <w:t xml:space="preserve">取引先情報が転記されている</w:t>
+              <w:t xml:space="preserve">入力範囲は編集できる</w:t>
             </w:r>
           </w:p>
         </w:tc>
@@ -6979,7 +6979,7 @@
                 <w:sz w:val="19"/>
                 <w:szCs w:val="19"/>
               </w:rPr>
-              <w:t xml:space="preserve">書類の宛先欄を確認</w:t>
+              <w:t xml:space="preserve">作成した見積書のB22・G22・B48・E49・F50・F53を編集</w:t>
             </w:r>
           </w:p>
         </w:tc>
@@ -7004,7 +7004,7 @@
                 <w:sz w:val="19"/>
                 <w:szCs w:val="19"/>
               </w:rPr>
-              <w:t xml:space="preserve">郵便番号・住所・社名・部署・担当者名（＋様）が入っている</w:t>
+              <w:t xml:space="preserve">いずれも編集できる</w:t>
             </w:r>
           </w:p>
         </w:tc>
@@ -7096,7 +7096,7 @@
                 <w:sz w:val="19"/>
                 <w:szCs w:val="19"/>
               </w:rPr>
-              <w:t xml:space="preserve">C-6</w:t>
+              <w:t xml:space="preserve">C-4d</w:t>
             </w:r>
           </w:p>
         </w:tc>
@@ -7122,7 +7122,7 @@
                 <w:sz w:val="19"/>
                 <w:szCs w:val="19"/>
               </w:rPr>
-              <w:t xml:space="preserve">転記</w:t>
+              <w:t xml:space="preserve">ロック</w:t>
             </w:r>
           </w:p>
         </w:tc>
@@ -7148,7 +7148,7 @@
                 <w:sz w:val="19"/>
                 <w:szCs w:val="19"/>
               </w:rPr>
-              <w:t xml:space="preserve">案件情報が転記されている</w:t>
+              <w:t xml:space="preserve">入力範囲以外は編集できない</w:t>
             </w:r>
           </w:p>
         </w:tc>
@@ -7174,7 +7174,7 @@
                 <w:sz w:val="19"/>
                 <w:szCs w:val="19"/>
               </w:rPr>
-              <w:t xml:space="preserve">書類のG1・C16セルを確認</w:t>
+              <w:t xml:space="preserve">宛先欄（B8）や体裁部分を編集してみる</w:t>
             </w:r>
           </w:p>
         </w:tc>
@@ -7200,7 +7200,7 @@
                 <w:sz w:val="19"/>
                 <w:szCs w:val="19"/>
               </w:rPr>
-              <w:t xml:space="preserve">案件番号と件名が入っている</w:t>
+              <w:t xml:space="preserve">「保護されています」と表示され編集できない</w:t>
             </w:r>
           </w:p>
         </w:tc>
@@ -7293,7 +7293,7 @@
                 <w:sz w:val="19"/>
                 <w:szCs w:val="19"/>
               </w:rPr>
-              <w:t xml:space="preserve">C-7</w:t>
+              <w:t xml:space="preserve">C-4e</w:t>
             </w:r>
           </w:p>
         </w:tc>
@@ -7318,7 +7318,7 @@
                 <w:sz w:val="19"/>
                 <w:szCs w:val="19"/>
               </w:rPr>
-              <w:t xml:space="preserve">転記</w:t>
+              <w:t xml:space="preserve">ロック</w:t>
             </w:r>
           </w:p>
         </w:tc>
@@ -7343,7 +7343,7 @@
                 <w:sz w:val="19"/>
                 <w:szCs w:val="19"/>
               </w:rPr>
-              <w:t xml:space="preserve">通し番号が採番されている</w:t>
+              <w:t xml:space="preserve">転記は正常に行われる</w:t>
             </w:r>
           </w:p>
         </w:tc>
@@ -7368,7 +7368,7 @@
                 <w:sz w:val="19"/>
                 <w:szCs w:val="19"/>
               </w:rPr>
-              <w:t xml:space="preserve">書類のG6セルを確認</w:t>
+              <w:t xml:space="preserve">作成された書類の宛先・担当者欄を確認</w:t>
             </w:r>
           </w:p>
         </w:tc>
@@ -7393,7 +7393,7 @@
                 <w:sz w:val="19"/>
                 <w:szCs w:val="19"/>
               </w:rPr>
-              <w:t xml:space="preserve">見積書の通し番号が入っている</w:t>
+              <w:t xml:space="preserve">ロックされた範囲にも自動転記されている</w:t>
             </w:r>
           </w:p>
         </w:tc>
@@ -7485,7 +7485,7 @@
                 <w:sz w:val="19"/>
                 <w:szCs w:val="19"/>
               </w:rPr>
-              <w:t xml:space="preserve">C-8</w:t>
+              <w:t xml:space="preserve">C-5</w:t>
             </w:r>
           </w:p>
         </w:tc>
@@ -7537,7 +7537,7 @@
                 <w:sz w:val="19"/>
                 <w:szCs w:val="19"/>
               </w:rPr>
-              <w:t xml:space="preserve">請求条件が転記されている</w:t>
+              <w:t xml:space="preserve">取引先情報が転記されている</w:t>
             </w:r>
           </w:p>
         </w:tc>
@@ -7563,7 +7563,7 @@
                 <w:sz w:val="19"/>
                 <w:szCs w:val="19"/>
               </w:rPr>
-              <w:t xml:space="preserve">書類のO列付近を確認</w:t>
+              <w:t xml:space="preserve">書類の宛先欄を確認</w:t>
             </w:r>
           </w:p>
         </w:tc>
@@ -7589,7 +7589,7 @@
                 <w:sz w:val="19"/>
                 <w:szCs w:val="19"/>
               </w:rPr>
-              <w:t xml:space="preserve">締め日・支払月日・送付方法・書式指定・連絡先が入っている</w:t>
+              <w:t xml:space="preserve">郵便番号・住所・社名・部署・担当者名（＋様）が入っている</w:t>
             </w:r>
           </w:p>
         </w:tc>
@@ -7682,7 +7682,7 @@
                 <w:sz w:val="19"/>
                 <w:szCs w:val="19"/>
               </w:rPr>
-              <w:t xml:space="preserve">C-9</w:t>
+              <w:t xml:space="preserve">C-6</w:t>
             </w:r>
           </w:p>
         </w:tc>
@@ -7707,7 +7707,7 @@
                 <w:sz w:val="19"/>
                 <w:szCs w:val="19"/>
               </w:rPr>
-              <w:t xml:space="preserve">作成</w:t>
+              <w:t xml:space="preserve">転記</w:t>
             </w:r>
           </w:p>
         </w:tc>
@@ -7732,7 +7732,7 @@
                 <w:sz w:val="19"/>
                 <w:szCs w:val="19"/>
               </w:rPr>
-              <w:t xml:space="preserve">二重作成できない</w:t>
+              <w:t xml:space="preserve">案件情報が転記されている</w:t>
             </w:r>
           </w:p>
         </w:tc>
@@ -7757,7 +7757,7 @@
                 <w:sz w:val="19"/>
                 <w:szCs w:val="19"/>
               </w:rPr>
-              <w:t xml:space="preserve">サイドバーの「見積書作成」ボタンを確認</w:t>
+              <w:t xml:space="preserve">書類のG1・C16セルを確認</w:t>
             </w:r>
           </w:p>
         </w:tc>
@@ -7782,7 +7782,7 @@
                 <w:sz w:val="19"/>
                 <w:szCs w:val="19"/>
               </w:rPr>
-              <w:t xml:space="preserve">ボタンが非活性になっている</w:t>
+              <w:t xml:space="preserve">案件番号と件名が入っている</w:t>
             </w:r>
           </w:p>
         </w:tc>
@@ -7874,7 +7874,7 @@
                 <w:sz w:val="19"/>
                 <w:szCs w:val="19"/>
               </w:rPr>
-              <w:t xml:space="preserve">C-9b</w:t>
+              <w:t xml:space="preserve">C-7</w:t>
             </w:r>
           </w:p>
         </w:tc>
@@ -7900,7 +7900,7 @@
                 <w:sz w:val="19"/>
                 <w:szCs w:val="19"/>
               </w:rPr>
-              <w:t xml:space="preserve">作成</w:t>
+              <w:t xml:space="preserve">転記</w:t>
             </w:r>
           </w:p>
         </w:tc>
@@ -7926,7 +7926,7 @@
                 <w:sz w:val="19"/>
                 <w:szCs w:val="19"/>
               </w:rPr>
-              <w:t xml:space="preserve">ファイルが1つだけできる</w:t>
+              <w:t xml:space="preserve">通し番号が採番されている</w:t>
             </w:r>
           </w:p>
         </w:tc>
@@ -7952,7 +7952,7 @@
                 <w:sz w:val="19"/>
                 <w:szCs w:val="19"/>
               </w:rPr>
-              <w:t xml:space="preserve">案件フォルダの中を確認</w:t>
+              <w:t xml:space="preserve">書類のG6セルを確認</w:t>
             </w:r>
           </w:p>
         </w:tc>
@@ -7978,7 +7978,7 @@
                 <w:sz w:val="19"/>
                 <w:szCs w:val="19"/>
               </w:rPr>
-              <w:t xml:space="preserve">見積書のファイルが1つだけ存在する（2つできていない）</w:t>
+              <w:t xml:space="preserve">見積書の通し番号が入っている</w:t>
             </w:r>
           </w:p>
         </w:tc>
@@ -8071,7 +8071,7 @@
                 <w:sz w:val="19"/>
                 <w:szCs w:val="19"/>
               </w:rPr>
-              <w:t xml:space="preserve">C-10</w:t>
+              <w:t xml:space="preserve">C-8</w:t>
             </w:r>
           </w:p>
         </w:tc>
@@ -8096,7 +8096,7 @@
                 <w:sz w:val="19"/>
                 <w:szCs w:val="19"/>
               </w:rPr>
-              <w:t xml:space="preserve">完成</w:t>
+              <w:t xml:space="preserve">転記</w:t>
             </w:r>
           </w:p>
         </w:tc>
@@ -8121,7 +8121,7 @@
                 <w:sz w:val="19"/>
                 <w:szCs w:val="19"/>
               </w:rPr>
-              <w:t xml:space="preserve">完成できる</w:t>
+              <w:t xml:space="preserve">請求条件が転記されている</w:t>
             </w:r>
           </w:p>
         </w:tc>
@@ -8146,7 +8146,7 @@
                 <w:sz w:val="19"/>
                 <w:szCs w:val="19"/>
               </w:rPr>
-              <w:t xml:space="preserve">明細を記入 → サイドバー →「見積書完成」→ コメント入力 → 実行</w:t>
+              <w:t xml:space="preserve">書類のO列付近を確認</w:t>
             </w:r>
           </w:p>
         </w:tc>
@@ -8171,7 +8171,7 @@
                 <w:sz w:val="19"/>
                 <w:szCs w:val="19"/>
               </w:rPr>
-              <w:t xml:space="preserve">ステータスが「見積書承認待ち」になる</w:t>
+              <w:t xml:space="preserve">締め日・支払月日・送付方法・書式指定・連絡先が入っている</w:t>
             </w:r>
           </w:p>
         </w:tc>
@@ -8263,7 +8263,7 @@
                 <w:sz w:val="19"/>
                 <w:szCs w:val="19"/>
               </w:rPr>
-              <w:t xml:space="preserve">C-10b</w:t>
+              <w:t xml:space="preserve">C-9</w:t>
             </w:r>
           </w:p>
         </w:tc>
@@ -8289,7 +8289,7 @@
                 <w:sz w:val="19"/>
                 <w:szCs w:val="19"/>
               </w:rPr>
-              <w:t xml:space="preserve">完成</w:t>
+              <w:t xml:space="preserve">作成</w:t>
             </w:r>
           </w:p>
         </w:tc>
@@ -8315,7 +8315,7 @@
                 <w:sz w:val="19"/>
                 <w:szCs w:val="19"/>
               </w:rPr>
-              <w:t xml:space="preserve">承認者を指定できる</w:t>
+              <w:t xml:space="preserve">二重作成できない</w:t>
             </w:r>
           </w:p>
         </w:tc>
@@ -8341,7 +8341,7 @@
                 <w:sz w:val="19"/>
                 <w:szCs w:val="19"/>
               </w:rPr>
-              <w:t xml:space="preserve">「見積書完成」の画面で「承認者の指定」を確認</w:t>
+              <w:t xml:space="preserve">サイドバーの「見積書作成」ボタンを確認</w:t>
             </w:r>
           </w:p>
         </w:tc>
@@ -8367,7 +8367,7 @@
                 <w:sz w:val="19"/>
                 <w:szCs w:val="19"/>
               </w:rPr>
-              <w:t xml:space="preserve">承認権限を持つ社員の一覧がプルダウンで選べる</w:t>
+              <w:t xml:space="preserve">ボタンが非活性になっている</w:t>
             </w:r>
           </w:p>
         </w:tc>
@@ -8460,7 +8460,7 @@
                 <w:sz w:val="19"/>
                 <w:szCs w:val="19"/>
               </w:rPr>
-              <w:t xml:space="preserve">C-10c</w:t>
+              <w:t xml:space="preserve">C-9b</w:t>
             </w:r>
           </w:p>
         </w:tc>
@@ -8485,7 +8485,7 @@
                 <w:sz w:val="19"/>
                 <w:szCs w:val="19"/>
               </w:rPr>
-              <w:t xml:space="preserve">完成</w:t>
+              <w:t xml:space="preserve">作成</w:t>
             </w:r>
           </w:p>
         </w:tc>
@@ -8510,7 +8510,7 @@
                 <w:sz w:val="19"/>
                 <w:szCs w:val="19"/>
               </w:rPr>
-              <w:t xml:space="preserve">指定時の件名が変わる</w:t>
+              <w:t xml:space="preserve">ファイルが1つだけできる</w:t>
             </w:r>
           </w:p>
         </w:tc>
@@ -8535,7 +8535,7 @@
                 <w:sz w:val="19"/>
                 <w:szCs w:val="19"/>
               </w:rPr>
-              <w:t xml:space="preserve">承認者を指定して実行 → 指定されなかった総務のメールを確認</w:t>
+              <w:t xml:space="preserve">案件フォルダの中を確認</w:t>
             </w:r>
           </w:p>
         </w:tc>
@@ -8560,7 +8560,7 @@
                 <w:sz w:val="19"/>
                 <w:szCs w:val="19"/>
               </w:rPr>
-              <w:t xml:space="preserve">件名の先頭に「*承認者指定済み*」が付いている</w:t>
+              <w:t xml:space="preserve">見積書のファイルが1つだけ存在する（2つできていない）</w:t>
             </w:r>
           </w:p>
         </w:tc>
@@ -8652,7 +8652,7 @@
                 <w:sz w:val="19"/>
                 <w:szCs w:val="19"/>
               </w:rPr>
-              <w:t xml:space="preserve">C-10d</w:t>
+              <w:t xml:space="preserve">C-10</w:t>
             </w:r>
           </w:p>
         </w:tc>
@@ -8704,7 +8704,7 @@
                 <w:sz w:val="19"/>
                 <w:szCs w:val="19"/>
               </w:rPr>
-              <w:t xml:space="preserve">指定した本人にも届く</w:t>
+              <w:t xml:space="preserve">完成できる</w:t>
             </w:r>
           </w:p>
         </w:tc>
@@ -8730,7 +8730,7 @@
                 <w:sz w:val="19"/>
                 <w:szCs w:val="19"/>
               </w:rPr>
-              <w:t xml:space="preserve">C-10cで指定した本人の受信を確認</w:t>
+              <w:t xml:space="preserve">明細を記入 → サイドバー →「見積書完成」→ コメント入力 → 実行</w:t>
             </w:r>
           </w:p>
         </w:tc>
@@ -8756,7 +8756,7 @@
                 <w:sz w:val="19"/>
                 <w:szCs w:val="19"/>
               </w:rPr>
-              <w:t xml:space="preserve">通常の件名で承認依頼が届いている</w:t>
+              <w:t xml:space="preserve">ステータスが「見積書承認待ち」になる</w:t>
             </w:r>
           </w:p>
         </w:tc>
@@ -8849,7 +8849,7 @@
                 <w:sz w:val="19"/>
                 <w:szCs w:val="19"/>
               </w:rPr>
-              <w:t xml:space="preserve">C-11</w:t>
+              <w:t xml:space="preserve">C-10b</w:t>
             </w:r>
           </w:p>
         </w:tc>
@@ -8899,7 +8899,7 @@
                 <w:sz w:val="19"/>
                 <w:szCs w:val="19"/>
               </w:rPr>
-              <w:t xml:space="preserve">作成者が記録される</w:t>
+              <w:t xml:space="preserve">承認者を指定できる</w:t>
             </w:r>
           </w:p>
         </w:tc>
@@ -8924,7 +8924,7 @@
                 <w:sz w:val="19"/>
                 <w:szCs w:val="19"/>
               </w:rPr>
-              <w:t xml:space="preserve">書類のK56・L56セルと案件シートのO・P列を確認</w:t>
+              <w:t xml:space="preserve">「見積書完成」の画面で「承認者の指定」を確認</w:t>
             </w:r>
           </w:p>
         </w:tc>
@@ -8949,7 +8949,7 @@
                 <w:sz w:val="19"/>
                 <w:szCs w:val="19"/>
               </w:rPr>
-              <w:t xml:space="preserve">実行者名と日時が記録されている</w:t>
+              <w:t xml:space="preserve">承認権限を持つ社員の一覧がプルダウンで選べる</w:t>
             </w:r>
           </w:p>
         </w:tc>
@@ -9041,7 +9041,7 @@
                 <w:sz w:val="19"/>
                 <w:szCs w:val="19"/>
               </w:rPr>
-              <w:t xml:space="preserve">C-12</w:t>
+              <w:t xml:space="preserve">C-10c</w:t>
             </w:r>
           </w:p>
         </w:tc>
@@ -9093,7 +9093,7 @@
                 <w:sz w:val="19"/>
                 <w:szCs w:val="19"/>
               </w:rPr>
-              <w:t xml:space="preserve">コメントが記録される</w:t>
+              <w:t xml:space="preserve">指定時の件名が変わる</w:t>
             </w:r>
           </w:p>
         </w:tc>
@@ -9119,7 +9119,7 @@
                 <w:sz w:val="19"/>
                 <w:szCs w:val="19"/>
               </w:rPr>
-              <w:t xml:space="preserve">書類のN56セルを確認</w:t>
+              <w:t xml:space="preserve">承認者を指定して実行 → 指定されなかった総務のメールを確認</w:t>
             </w:r>
           </w:p>
         </w:tc>
@@ -9145,7 +9145,7 @@
                 <w:sz w:val="19"/>
                 <w:szCs w:val="19"/>
               </w:rPr>
-              <w:t xml:space="preserve">入力したコメントが記載されている</w:t>
+              <w:t xml:space="preserve">件名の先頭に「*承認者指定済み*」が付いている</w:t>
             </w:r>
           </w:p>
         </w:tc>
@@ -9238,7 +9238,7 @@
                 <w:sz w:val="19"/>
                 <w:szCs w:val="19"/>
               </w:rPr>
-              <w:t xml:space="preserve">C-13</w:t>
+              <w:t xml:space="preserve">C-10d</w:t>
             </w:r>
           </w:p>
         </w:tc>
@@ -9263,7 +9263,7 @@
                 <w:sz w:val="19"/>
                 <w:szCs w:val="19"/>
               </w:rPr>
-              <w:t xml:space="preserve">差戻</w:t>
+              <w:t xml:space="preserve">完成</w:t>
             </w:r>
           </w:p>
         </w:tc>
@@ -9288,7 +9288,7 @@
                 <w:sz w:val="19"/>
                 <w:szCs w:val="19"/>
               </w:rPr>
-              <w:t xml:space="preserve">差し戻しできる</w:t>
+              <w:t xml:space="preserve">指定した本人にも届く</w:t>
             </w:r>
           </w:p>
         </w:tc>
@@ -9313,7 +9313,7 @@
                 <w:sz w:val="19"/>
                 <w:szCs w:val="19"/>
               </w:rPr>
-              <w:t xml:space="preserve">承認権限アカウントで「差し戻し」→ コメント入力 → 実行</w:t>
+              <w:t xml:space="preserve">C-10cで指定した本人の受信を確認</w:t>
             </w:r>
           </w:p>
         </w:tc>
@@ -9338,7 +9338,7 @@
                 <w:sz w:val="19"/>
                 <w:szCs w:val="19"/>
               </w:rPr>
-              <w:t xml:space="preserve">ステータスが「見積書作成中」に戻る</w:t>
+              <w:t xml:space="preserve">通常の件名で承認依頼が届いている</w:t>
             </w:r>
           </w:p>
         </w:tc>
@@ -9430,7 +9430,7 @@
                 <w:sz w:val="19"/>
                 <w:szCs w:val="19"/>
               </w:rPr>
-              <w:t xml:space="preserve">C-14</w:t>
+              <w:t xml:space="preserve">C-11</w:t>
             </w:r>
           </w:p>
         </w:tc>
@@ -9456,7 +9456,7 @@
                 <w:sz w:val="19"/>
                 <w:szCs w:val="19"/>
               </w:rPr>
-              <w:t xml:space="preserve">差戻</w:t>
+              <w:t xml:space="preserve">完成</w:t>
             </w:r>
           </w:p>
         </w:tc>
@@ -9482,7 +9482,7 @@
                 <w:sz w:val="19"/>
                 <w:szCs w:val="19"/>
               </w:rPr>
-              <w:t xml:space="preserve">差し戻しでロックされる</w:t>
+              <w:t xml:space="preserve">作成者が記録される</w:t>
             </w:r>
           </w:p>
         </w:tc>
@@ -9508,7 +9508,7 @@
                 <w:sz w:val="19"/>
                 <w:szCs w:val="19"/>
               </w:rPr>
-              <w:t xml:space="preserve">差し戻された書類のセルを編集してみる</w:t>
+              <w:t xml:space="preserve">書類のK56・L56セルと案件シートのO・P列を確認</w:t>
             </w:r>
           </w:p>
         </w:tc>
@@ -9534,7 +9534,7 @@
                 <w:sz w:val="19"/>
                 <w:szCs w:val="19"/>
               </w:rPr>
-              <w:t xml:space="preserve">「保護されています」と表示され編集できない</w:t>
+              <w:t xml:space="preserve">実行者名と日時が記録されている</w:t>
             </w:r>
           </w:p>
         </w:tc>
@@ -9627,7 +9627,7 @@
                 <w:sz w:val="19"/>
                 <w:szCs w:val="19"/>
               </w:rPr>
-              <w:t xml:space="preserve">C-15</w:t>
+              <w:t xml:space="preserve">C-12</w:t>
             </w:r>
           </w:p>
         </w:tc>
@@ -9652,7 +9652,7 @@
                 <w:sz w:val="19"/>
                 <w:szCs w:val="19"/>
               </w:rPr>
-              <w:t xml:space="preserve">差戻</w:t>
+              <w:t xml:space="preserve">完成</w:t>
             </w:r>
           </w:p>
         </w:tc>
@@ -9677,7 +9677,7 @@
                 <w:sz w:val="19"/>
                 <w:szCs w:val="19"/>
               </w:rPr>
-              <w:t xml:space="preserve">完成ボタンが押せない</w:t>
+              <w:t xml:space="preserve">コメントが記録される</w:t>
             </w:r>
           </w:p>
         </w:tc>
@@ -9702,7 +9702,7 @@
                 <w:sz w:val="19"/>
                 <w:szCs w:val="19"/>
               </w:rPr>
-              <w:t xml:space="preserve">サイドバーの「見積書完成」ボタンを確認</w:t>
+              <w:t xml:space="preserve">書類のN56セルを確認</w:t>
             </w:r>
           </w:p>
         </w:tc>
@@ -9727,7 +9727,7 @@
                 <w:sz w:val="19"/>
                 <w:szCs w:val="19"/>
               </w:rPr>
-              <w:t xml:space="preserve">非活性になっており、理由が表示される</w:t>
+              <w:t xml:space="preserve">入力したコメントが記載されている</w:t>
             </w:r>
           </w:p>
         </w:tc>
@@ -9819,7 +9819,7 @@
                 <w:sz w:val="19"/>
                 <w:szCs w:val="19"/>
               </w:rPr>
-              <w:t xml:space="preserve">C-16</w:t>
+              <w:t xml:space="preserve">C-13</w:t>
             </w:r>
           </w:p>
         </w:tc>
@@ -9871,7 +9871,7 @@
                 <w:sz w:val="19"/>
                 <w:szCs w:val="19"/>
               </w:rPr>
-              <w:t xml:space="preserve">再作成ボタンが押せる</w:t>
+              <w:t xml:space="preserve">差し戻しできる</w:t>
             </w:r>
           </w:p>
         </w:tc>
@@ -9897,7 +9897,7 @@
                 <w:sz w:val="19"/>
                 <w:szCs w:val="19"/>
               </w:rPr>
-              <w:t xml:space="preserve">サイドバーの「再作成」ボタンを確認</w:t>
+              <w:t xml:space="preserve">承認権限アカウントで「差し戻し」→ コメント入力 → 実行</w:t>
             </w:r>
           </w:p>
         </w:tc>
@@ -9923,7 +9923,7 @@
                 <w:sz w:val="19"/>
                 <w:szCs w:val="19"/>
               </w:rPr>
-              <w:t xml:space="preserve">活性になっている</w:t>
+              <w:t xml:space="preserve">ステータスが「見積書作成中」に戻る</w:t>
             </w:r>
           </w:p>
         </w:tc>
@@ -10016,7 +10016,7 @@
                 <w:sz w:val="19"/>
                 <w:szCs w:val="19"/>
               </w:rPr>
-              <w:t xml:space="preserve">C-17</w:t>
+              <w:t xml:space="preserve">C-14</w:t>
             </w:r>
           </w:p>
         </w:tc>
@@ -10041,7 +10041,7 @@
                 <w:sz w:val="19"/>
                 <w:szCs w:val="19"/>
               </w:rPr>
-              <w:t xml:space="preserve">再作成</w:t>
+              <w:t xml:space="preserve">差戻</w:t>
             </w:r>
           </w:p>
         </w:tc>
@@ -10066,7 +10066,7 @@
                 <w:sz w:val="19"/>
                 <w:szCs w:val="19"/>
               </w:rPr>
-              <w:t xml:space="preserve">同一ファイル内に複製される</w:t>
+              <w:t xml:space="preserve">差し戻しでロックされる</w:t>
             </w:r>
           </w:p>
         </w:tc>
@@ -10091,7 +10091,7 @@
                 <w:sz w:val="19"/>
                 <w:szCs w:val="19"/>
               </w:rPr>
-              <w:t xml:space="preserve">サイドバー →「再作成」→ 書類を開く</w:t>
+              <w:t xml:space="preserve">差し戻された書類のセルを編集してみる</w:t>
             </w:r>
           </w:p>
         </w:tc>
@@ -10116,7 +10116,7 @@
                 <w:sz w:val="19"/>
                 <w:szCs w:val="19"/>
               </w:rPr>
-              <w:t xml:space="preserve">同じファイル内に「見積書_最新」シートが新規作成されている</w:t>
+              <w:t xml:space="preserve">「保護されています」と表示され編集できない</w:t>
             </w:r>
           </w:p>
         </w:tc>
@@ -10208,7 +10208,7 @@
                 <w:sz w:val="19"/>
                 <w:szCs w:val="19"/>
               </w:rPr>
-              <w:t xml:space="preserve">C-18</w:t>
+              <w:t xml:space="preserve">C-15</w:t>
             </w:r>
           </w:p>
         </w:tc>
@@ -10234,7 +10234,7 @@
                 <w:sz w:val="19"/>
                 <w:szCs w:val="19"/>
               </w:rPr>
-              <w:t xml:space="preserve">再作成</w:t>
+              <w:t xml:space="preserve">差戻</w:t>
             </w:r>
           </w:p>
         </w:tc>
@@ -10260,7 +10260,7 @@
                 <w:sz w:val="19"/>
                 <w:szCs w:val="19"/>
               </w:rPr>
-              <w:t xml:space="preserve">旧版が退避されている</w:t>
+              <w:t xml:space="preserve">完成ボタンが押せない</w:t>
             </w:r>
           </w:p>
         </w:tc>
@@ -10286,7 +10286,7 @@
                 <w:sz w:val="19"/>
                 <w:szCs w:val="19"/>
               </w:rPr>
-              <w:t xml:space="preserve">書類のシート見出しを確認</w:t>
+              <w:t xml:space="preserve">サイドバーの「見積書完成」ボタンを確認</w:t>
             </w:r>
           </w:p>
         </w:tc>
@@ -10312,7 +10312,7 @@
                 <w:sz w:val="19"/>
                 <w:szCs w:val="19"/>
               </w:rPr>
-              <w:t xml:space="preserve">「見積書_v1_{日付}」シートが存在する</w:t>
+              <w:t xml:space="preserve">非活性になっており、理由が表示される</w:t>
             </w:r>
           </w:p>
         </w:tc>
@@ -10405,7 +10405,7 @@
                 <w:sz w:val="19"/>
                 <w:szCs w:val="19"/>
               </w:rPr>
-              <w:t xml:space="preserve">C-19</w:t>
+              <w:t xml:space="preserve">C-16</w:t>
             </w:r>
           </w:p>
         </w:tc>
@@ -10430,7 +10430,7 @@
                 <w:sz w:val="19"/>
                 <w:szCs w:val="19"/>
               </w:rPr>
-              <w:t xml:space="preserve">再作成</w:t>
+              <w:t xml:space="preserve">差戻</w:t>
             </w:r>
           </w:p>
         </w:tc>
@@ -10455,7 +10455,7 @@
                 <w:sz w:val="19"/>
                 <w:szCs w:val="19"/>
               </w:rPr>
-              <w:t xml:space="preserve">旧版がロックされている</w:t>
+              <w:t xml:space="preserve">再作成ボタンが押せる</w:t>
             </w:r>
           </w:p>
         </w:tc>
@@ -10480,7 +10480,7 @@
                 <w:sz w:val="19"/>
                 <w:szCs w:val="19"/>
               </w:rPr>
-              <w:t xml:space="preserve">旧版シートのセルを編集してみる</w:t>
+              <w:t xml:space="preserve">サイドバーの「再作成」ボタンを確認</w:t>
             </w:r>
           </w:p>
         </w:tc>
@@ -10505,7 +10505,7 @@
                 <w:sz w:val="19"/>
                 <w:szCs w:val="19"/>
               </w:rPr>
-              <w:t xml:space="preserve">編集できない</w:t>
+              <w:t xml:space="preserve">活性になっている</w:t>
             </w:r>
           </w:p>
         </w:tc>
@@ -10597,7 +10597,7 @@
                 <w:sz w:val="19"/>
                 <w:szCs w:val="19"/>
               </w:rPr>
-              <w:t xml:space="preserve">C-20</w:t>
+              <w:t xml:space="preserve">C-17</w:t>
             </w:r>
           </w:p>
         </w:tc>
@@ -10649,7 +10649,7 @@
                 <w:sz w:val="19"/>
                 <w:szCs w:val="19"/>
               </w:rPr>
-              <w:t xml:space="preserve">URLが変わっていない</w:t>
+              <w:t xml:space="preserve">同一ファイル内に複製される</w:t>
             </w:r>
           </w:p>
         </w:tc>
@@ -10675,7 +10675,7 @@
                 <w:sz w:val="19"/>
                 <w:szCs w:val="19"/>
               </w:rPr>
-              <w:t xml:space="preserve">案件シートのI列のリンクを確認</w:t>
+              <w:t xml:space="preserve">サイドバー →「再作成」→ 書類を開く</w:t>
             </w:r>
           </w:p>
         </w:tc>
@@ -10701,7 +10701,7 @@
                 <w:sz w:val="19"/>
                 <w:szCs w:val="19"/>
               </w:rPr>
-              <w:t xml:space="preserve">再作成前と同じURLのままである</w:t>
+              <w:t xml:space="preserve">同じファイル内に「見積書_最新」シートが新規作成されている</w:t>
             </w:r>
           </w:p>
         </w:tc>
@@ -10794,7 +10794,7 @@
                 <w:sz w:val="19"/>
                 <w:szCs w:val="19"/>
               </w:rPr>
-              <w:t xml:space="preserve">C-21</w:t>
+              <w:t xml:space="preserve">C-18</w:t>
             </w:r>
           </w:p>
         </w:tc>
@@ -10844,7 +10844,7 @@
                 <w:sz w:val="19"/>
                 <w:szCs w:val="19"/>
               </w:rPr>
-              <w:t xml:space="preserve">新シートは編集できる</w:t>
+              <w:t xml:space="preserve">旧版が退避されている</w:t>
             </w:r>
           </w:p>
         </w:tc>
@@ -10869,7 +10869,7 @@
                 <w:sz w:val="19"/>
                 <w:szCs w:val="19"/>
               </w:rPr>
-              <w:t xml:space="preserve">「見積書_最新」シートのセルを編集</w:t>
+              <w:t xml:space="preserve">書類のシート見出しを確認</w:t>
             </w:r>
           </w:p>
         </w:tc>
@@ -10894,7 +10894,7 @@
                 <w:sz w:val="19"/>
                 <w:szCs w:val="19"/>
               </w:rPr>
-              <w:t xml:space="preserve">編集できる</w:t>
+              <w:t xml:space="preserve">「見積書_v1_{日付}」シートが存在する</w:t>
             </w:r>
           </w:p>
         </w:tc>
@@ -10986,7 +10986,7 @@
                 <w:sz w:val="19"/>
                 <w:szCs w:val="19"/>
               </w:rPr>
-              <w:t xml:space="preserve">C-22</w:t>
+              <w:t xml:space="preserve">C-19</w:t>
             </w:r>
           </w:p>
         </w:tc>
@@ -11012,7 +11012,7 @@
                 <w:sz w:val="19"/>
                 <w:szCs w:val="19"/>
               </w:rPr>
-              <w:t xml:space="preserve">承認</w:t>
+              <w:t xml:space="preserve">再作成</w:t>
             </w:r>
           </w:p>
         </w:tc>
@@ -11038,7 +11038,7 @@
                 <w:sz w:val="19"/>
                 <w:szCs w:val="19"/>
               </w:rPr>
-              <w:t xml:space="preserve">承認できる</w:t>
+              <w:t xml:space="preserve">旧版がロックされている</w:t>
             </w:r>
           </w:p>
         </w:tc>
@@ -11064,7 +11064,7 @@
                 <w:sz w:val="19"/>
                 <w:szCs w:val="19"/>
               </w:rPr>
-              <w:t xml:space="preserve">再度「見積書完成」→ 承認権限アカウントで「見積書承認」</w:t>
+              <w:t xml:space="preserve">旧版シートのセルを編集してみる</w:t>
             </w:r>
           </w:p>
         </w:tc>
@@ -11090,7 +11090,7 @@
                 <w:sz w:val="19"/>
                 <w:szCs w:val="19"/>
               </w:rPr>
-              <w:t xml:space="preserve">ステータスが「見積書承認済み」になる</w:t>
+              <w:t xml:space="preserve">編集できない</w:t>
             </w:r>
           </w:p>
         </w:tc>
@@ -11183,7 +11183,7 @@
                 <w:sz w:val="19"/>
                 <w:szCs w:val="19"/>
               </w:rPr>
-              <w:t xml:space="preserve">C-23</w:t>
+              <w:t xml:space="preserve">C-20</w:t>
             </w:r>
           </w:p>
         </w:tc>
@@ -11208,7 +11208,7 @@
                 <w:sz w:val="19"/>
                 <w:szCs w:val="19"/>
               </w:rPr>
-              <w:t xml:space="preserve">承認</w:t>
+              <w:t xml:space="preserve">再作成</w:t>
             </w:r>
           </w:p>
         </w:tc>
@@ -11233,7 +11233,7 @@
                 <w:sz w:val="19"/>
                 <w:szCs w:val="19"/>
               </w:rPr>
-              <w:t xml:space="preserve">社印が押印される</w:t>
+              <w:t xml:space="preserve">URLが変わっていない</w:t>
             </w:r>
           </w:p>
         </w:tc>
@@ -11258,7 +11258,7 @@
                 <w:sz w:val="19"/>
                 <w:szCs w:val="19"/>
               </w:rPr>
-              <w:t xml:space="preserve">書類のG4セル付近を確認</w:t>
+              <w:t xml:space="preserve">案件シートのI列のリンクを確認</w:t>
             </w:r>
           </w:p>
         </w:tc>
@@ -11283,7 +11283,7 @@
                 <w:sz w:val="19"/>
                 <w:szCs w:val="19"/>
               </w:rPr>
-              <w:t xml:space="preserve">社印が正しい位置・サイズで押されている</w:t>
+              <w:t xml:space="preserve">再作成前と同じURLのままである</w:t>
             </w:r>
           </w:p>
         </w:tc>
@@ -11375,7 +11375,7 @@
                 <w:sz w:val="19"/>
                 <w:szCs w:val="19"/>
               </w:rPr>
-              <w:t xml:space="preserve">C-24</w:t>
+              <w:t xml:space="preserve">C-21</w:t>
             </w:r>
           </w:p>
         </w:tc>
@@ -11401,7 +11401,7 @@
                 <w:sz w:val="19"/>
                 <w:szCs w:val="19"/>
               </w:rPr>
-              <w:t xml:space="preserve">承認</w:t>
+              <w:t xml:space="preserve">再作成</w:t>
             </w:r>
           </w:p>
         </w:tc>
@@ -11427,7 +11427,7 @@
                 <w:sz w:val="19"/>
                 <w:szCs w:val="19"/>
               </w:rPr>
-              <w:t xml:space="preserve">承認者が記録される</w:t>
+              <w:t xml:space="preserve">新シートは編集できる</w:t>
             </w:r>
           </w:p>
         </w:tc>
@@ -11453,7 +11453,7 @@
                 <w:sz w:val="19"/>
                 <w:szCs w:val="19"/>
               </w:rPr>
-              <w:t xml:space="preserve">書類のK57・L57セルと案件シートのQ・R列を確認</w:t>
+              <w:t xml:space="preserve">「見積書_最新」シートのセルを編集</w:t>
             </w:r>
           </w:p>
         </w:tc>
@@ -11479,7 +11479,7 @@
                 <w:sz w:val="19"/>
                 <w:szCs w:val="19"/>
               </w:rPr>
-              <w:t xml:space="preserve">承認者名と日時が記録されている</w:t>
+              <w:t xml:space="preserve">編集できる</w:t>
             </w:r>
           </w:p>
         </w:tc>
@@ -11572,7 +11572,7 @@
                 <w:sz w:val="19"/>
                 <w:szCs w:val="19"/>
               </w:rPr>
-              <w:t xml:space="preserve">C-25</w:t>
+              <w:t xml:space="preserve">C-22</w:t>
             </w:r>
           </w:p>
         </w:tc>
@@ -11622,7 +11622,7 @@
                 <w:sz w:val="19"/>
                 <w:szCs w:val="19"/>
               </w:rPr>
-              <w:t xml:space="preserve">承認でロックされる</w:t>
+              <w:t xml:space="preserve">承認できる</w:t>
             </w:r>
           </w:p>
         </w:tc>
@@ -11647,7 +11647,7 @@
                 <w:sz w:val="19"/>
                 <w:szCs w:val="19"/>
               </w:rPr>
-              <w:t xml:space="preserve">承認済みシートのセルを編集してみる</w:t>
+              <w:t xml:space="preserve">再度「見積書完成」→ 承認権限アカウントで「見積書承認」</w:t>
             </w:r>
           </w:p>
         </w:tc>
@@ -11672,7 +11672,7 @@
                 <w:sz w:val="19"/>
                 <w:szCs w:val="19"/>
               </w:rPr>
-              <w:t xml:space="preserve">編集できない</w:t>
+              <w:t xml:space="preserve">ステータスが「見積書承認済み」になる</w:t>
             </w:r>
           </w:p>
         </w:tc>
@@ -11764,7 +11764,7 @@
                 <w:sz w:val="19"/>
                 <w:szCs w:val="19"/>
               </w:rPr>
-              <w:t xml:space="preserve">C-25b</w:t>
+              <w:t xml:space="preserve">C-23</w:t>
             </w:r>
           </w:p>
         </w:tc>
@@ -11816,7 +11816,7 @@
                 <w:sz w:val="19"/>
                 <w:szCs w:val="19"/>
               </w:rPr>
-              <w:t xml:space="preserve">作業用エリアは編集できる</w:t>
+              <w:t xml:space="preserve">社印が押印される</w:t>
             </w:r>
           </w:p>
         </w:tc>
@@ -11842,7 +11842,7 @@
                 <w:sz w:val="19"/>
                 <w:szCs w:val="19"/>
               </w:rPr>
-              <w:t xml:space="preserve">承認済みシートのJ21:O54の範囲を編集してみる</w:t>
+              <w:t xml:space="preserve">書類のG4セル付近を確認</w:t>
             </w:r>
           </w:p>
         </w:tc>
@@ -11868,7 +11868,7 @@
                 <w:sz w:val="19"/>
                 <w:szCs w:val="19"/>
               </w:rPr>
-              <w:t xml:space="preserve">警告が出ず編集できる</w:t>
+              <w:t xml:space="preserve">社印が正しい位置・サイズで押されている</w:t>
             </w:r>
           </w:p>
         </w:tc>
@@ -11961,7 +11961,7 @@
                 <w:sz w:val="19"/>
                 <w:szCs w:val="19"/>
               </w:rPr>
-              <w:t xml:space="preserve">C-25c</w:t>
+              <w:t xml:space="preserve">C-24</w:t>
             </w:r>
           </w:p>
         </w:tc>
@@ -12011,7 +12011,7 @@
                 <w:sz w:val="19"/>
                 <w:szCs w:val="19"/>
               </w:rPr>
-              <w:t xml:space="preserve">承認通知に承認者名がある</w:t>
+              <w:t xml:space="preserve">承認者が記録される</w:t>
             </w:r>
           </w:p>
         </w:tc>
@@ -12036,7 +12036,7 @@
                 <w:sz w:val="19"/>
                 <w:szCs w:val="19"/>
               </w:rPr>
-              <w:t xml:space="preserve">作成者宛の承認完了通知を確認</w:t>
+              <w:t xml:space="preserve">書類のK57・L57セルと案件シートのQ・R列を確認</w:t>
             </w:r>
           </w:p>
         </w:tc>
@@ -12061,7 +12061,7 @@
                 <w:sz w:val="19"/>
                 <w:szCs w:val="19"/>
               </w:rPr>
-              <w:t xml:space="preserve">「承認者: ○○」が記載されている</w:t>
+              <w:t xml:space="preserve">承認者名と日時が記録されている</w:t>
             </w:r>
           </w:p>
         </w:tc>
@@ -12153,7 +12153,7 @@
                 <w:sz w:val="19"/>
                 <w:szCs w:val="19"/>
               </w:rPr>
-              <w:t xml:space="preserve">C-25d</w:t>
+              <w:t xml:space="preserve">C-25</w:t>
             </w:r>
           </w:p>
         </w:tc>
@@ -12179,7 +12179,7 @@
                 <w:sz w:val="19"/>
                 <w:szCs w:val="19"/>
               </w:rPr>
-              <w:t xml:space="preserve">再承認</w:t>
+              <w:t xml:space="preserve">承認</w:t>
             </w:r>
           </w:p>
         </w:tc>
@@ -12205,7 +12205,7 @@
                 <w:sz w:val="19"/>
                 <w:szCs w:val="19"/>
               </w:rPr>
-              <w:t xml:space="preserve">再作成でPDF出力が止まる</w:t>
+              <w:t xml:space="preserve">承認でロックされる</w:t>
             </w:r>
           </w:p>
         </w:tc>
@@ -12231,7 +12231,7 @@
                 <w:sz w:val="19"/>
                 <w:szCs w:val="19"/>
               </w:rPr>
-              <w:t xml:space="preserve">承認後に「再作成」→ サイドバーを確認</w:t>
+              <w:t xml:space="preserve">承認済みシートのセルを編集してみる</w:t>
             </w:r>
           </w:p>
         </w:tc>
@@ -12257,7 +12257,7 @@
                 <w:sz w:val="19"/>
                 <w:szCs w:val="19"/>
               </w:rPr>
-              <w:t xml:space="preserve">「見積書出力(PDF)」「請求書作成」が非活性になっている</w:t>
+              <w:t xml:space="preserve">編集できない</w:t>
             </w:r>
           </w:p>
         </w:tc>
@@ -12350,7 +12350,7 @@
                 <w:sz w:val="19"/>
                 <w:szCs w:val="19"/>
               </w:rPr>
-              <w:t xml:space="preserve">C-25e</w:t>
+              <w:t xml:space="preserve">C-25b</w:t>
             </w:r>
           </w:p>
         </w:tc>
@@ -12375,7 +12375,7 @@
                 <w:sz w:val="19"/>
                 <w:szCs w:val="19"/>
               </w:rPr>
-              <w:t xml:space="preserve">再承認</w:t>
+              <w:t xml:space="preserve">承認</w:t>
             </w:r>
           </w:p>
         </w:tc>
@@ -12400,7 +12400,7 @@
                 <w:sz w:val="19"/>
                 <w:szCs w:val="19"/>
               </w:rPr>
-              <w:t xml:space="preserve">承認記録は残っている</w:t>
+              <w:t xml:space="preserve">作業用エリアは編集できる</w:t>
             </w:r>
           </w:p>
         </w:tc>
@@ -12425,7 +12425,7 @@
                 <w:sz w:val="19"/>
                 <w:szCs w:val="19"/>
               </w:rPr>
-              <w:t xml:space="preserve">C-25dの状態で案件シートのR列を確認</w:t>
+              <w:t xml:space="preserve">承認済みシートのJ21:O54の範囲を編集してみる</w:t>
             </w:r>
           </w:p>
         </w:tc>
@@ -12450,7 +12450,7 @@
                 <w:sz w:val="19"/>
                 <w:szCs w:val="19"/>
               </w:rPr>
-              <w:t xml:space="preserve">前回の承認日時が消えずに残っている</w:t>
+              <w:t xml:space="preserve">警告が出ず編集できる</w:t>
             </w:r>
           </w:p>
         </w:tc>
@@ -12542,7 +12542,7 @@
                 <w:sz w:val="19"/>
                 <w:szCs w:val="19"/>
               </w:rPr>
-              <w:t xml:space="preserve">C-25f</w:t>
+              <w:t xml:space="preserve">C-25c</w:t>
             </w:r>
           </w:p>
         </w:tc>
@@ -12568,7 +12568,7 @@
                 <w:sz w:val="19"/>
                 <w:szCs w:val="19"/>
               </w:rPr>
-              <w:t xml:space="preserve">再承認</w:t>
+              <w:t xml:space="preserve">承認</w:t>
             </w:r>
           </w:p>
         </w:tc>
@@ -12594,7 +12594,7 @@
                 <w:sz w:val="19"/>
                 <w:szCs w:val="19"/>
               </w:rPr>
-              <w:t xml:space="preserve">再承認で戻る</w:t>
+              <w:t xml:space="preserve">承認通知に承認者名がある</w:t>
             </w:r>
           </w:p>
         </w:tc>
@@ -12620,7 +12620,7 @@
                 <w:sz w:val="19"/>
                 <w:szCs w:val="19"/>
               </w:rPr>
-              <w:t xml:space="preserve">「見積書完成」→「見積書承認」</w:t>
+              <w:t xml:space="preserve">作成者宛の承認完了通知を確認</w:t>
             </w:r>
           </w:p>
         </w:tc>
@@ -12646,7 +12646,7 @@
                 <w:sz w:val="19"/>
                 <w:szCs w:val="19"/>
               </w:rPr>
-              <w:t xml:space="preserve">「見積書出力(PDF)」が再び押せるようになる</w:t>
+              <w:t xml:space="preserve">「承認者: ○○」が記載されている</w:t>
             </w:r>
           </w:p>
         </w:tc>
@@ -12739,7 +12739,7 @@
                 <w:sz w:val="19"/>
                 <w:szCs w:val="19"/>
               </w:rPr>
-              <w:t xml:space="preserve">C-26</w:t>
+              <w:t xml:space="preserve">C-25d</w:t>
             </w:r>
           </w:p>
         </w:tc>
@@ -12764,7 +12764,7 @@
                 <w:sz w:val="19"/>
                 <w:szCs w:val="19"/>
               </w:rPr>
-              <w:t xml:space="preserve">出力</w:t>
+              <w:t xml:space="preserve">再承認</w:t>
             </w:r>
           </w:p>
         </w:tc>
@@ -12789,7 +12789,7 @@
                 <w:sz w:val="19"/>
                 <w:szCs w:val="19"/>
               </w:rPr>
-              <w:t xml:space="preserve">PDFが出力される</w:t>
+              <w:t xml:space="preserve">再作成でPDF出力が止まる</w:t>
             </w:r>
           </w:p>
         </w:tc>
@@ -12814,7 +12814,7 @@
                 <w:sz w:val="19"/>
                 <w:szCs w:val="19"/>
               </w:rPr>
-              <w:t xml:space="preserve">サイドバー →「見積書出力(PDF)」</w:t>
+              <w:t xml:space="preserve">承認後に「再作成」→ サイドバーを確認</w:t>
             </w:r>
           </w:p>
         </w:tc>
@@ -12839,7 +12839,7 @@
                 <w:sz w:val="19"/>
                 <w:szCs w:val="19"/>
               </w:rPr>
-              <w:t xml:space="preserve">PDFが新しいタブで開く</w:t>
+              <w:t xml:space="preserve">「見積書出力(PDF)」「請求書作成」が非活性になっている</w:t>
             </w:r>
           </w:p>
         </w:tc>
@@ -12931,7 +12931,7 @@
                 <w:sz w:val="19"/>
                 <w:szCs w:val="19"/>
               </w:rPr>
-              <w:t xml:space="preserve">C-27</w:t>
+              <w:t xml:space="preserve">C-25e</w:t>
             </w:r>
           </w:p>
         </w:tc>
@@ -12957,7 +12957,7 @@
                 <w:sz w:val="19"/>
                 <w:szCs w:val="19"/>
               </w:rPr>
-              <w:t xml:space="preserve">出力</w:t>
+              <w:t xml:space="preserve">再承認</w:t>
             </w:r>
           </w:p>
         </w:tc>
@@ -12983,7 +12983,7 @@
                 <w:sz w:val="19"/>
                 <w:szCs w:val="19"/>
               </w:rPr>
-              <w:t xml:space="preserve">PDFが1ページである</w:t>
+              <w:t xml:space="preserve">承認記録は残っている</w:t>
             </w:r>
           </w:p>
         </w:tc>
@@ -13009,7 +13009,7 @@
                 <w:sz w:val="19"/>
                 <w:szCs w:val="19"/>
               </w:rPr>
-              <w:t xml:space="preserve">開いたPDFのページ数と内容を確認</w:t>
+              <w:t xml:space="preserve">C-25dの状態で案件シートのR列を確認</w:t>
             </w:r>
           </w:p>
         </w:tc>
@@ -13035,7 +13035,7 @@
                 <w:sz w:val="19"/>
                 <w:szCs w:val="19"/>
               </w:rPr>
-              <w:t xml:space="preserve">1ページ（A1:H54）で、操作履歴欄と請求書発行情報が含まれていない</w:t>
+              <w:t xml:space="preserve">前回の承認日時が消えずに残っている</w:t>
             </w:r>
           </w:p>
         </w:tc>
@@ -13128,7 +13128,7 @@
                 <w:sz w:val="19"/>
                 <w:szCs w:val="19"/>
               </w:rPr>
-              <w:t xml:space="preserve">C-28</w:t>
+              <w:t xml:space="preserve">C-25f</w:t>
             </w:r>
           </w:p>
         </w:tc>
@@ -13153,7 +13153,7 @@
                 <w:sz w:val="19"/>
                 <w:szCs w:val="19"/>
               </w:rPr>
-              <w:t xml:space="preserve">出力</w:t>
+              <w:t xml:space="preserve">再承認</w:t>
             </w:r>
           </w:p>
         </w:tc>
@@ -13178,7 +13178,7 @@
                 <w:sz w:val="19"/>
                 <w:szCs w:val="19"/>
               </w:rPr>
-              <w:t xml:space="preserve">社印の位置が正しい</w:t>
+              <w:t xml:space="preserve">再承認で戻る</w:t>
             </w:r>
           </w:p>
         </w:tc>
@@ -13203,7 +13203,7 @@
                 <w:sz w:val="19"/>
                 <w:szCs w:val="19"/>
               </w:rPr>
-              <w:t xml:space="preserve">PDFの社印を確認</w:t>
+              <w:t xml:space="preserve">「見積書完成」→「見積書承認」</w:t>
             </w:r>
           </w:p>
         </w:tc>
@@ -13228,7 +13228,7 @@
                 <w:sz w:val="19"/>
                 <w:szCs w:val="19"/>
               </w:rPr>
-              <w:t xml:space="preserve">下端が13行目の下端に揃っている</w:t>
+              <w:t xml:space="preserve">「見積書出力(PDF)」が再び押せるようになる</w:t>
             </w:r>
           </w:p>
         </w:tc>
@@ -13320,7 +13320,7 @@
                 <w:sz w:val="19"/>
                 <w:szCs w:val="19"/>
               </w:rPr>
-              <w:t xml:space="preserve">C-29</w:t>
+              <w:t xml:space="preserve">C-26</w:t>
             </w:r>
           </w:p>
         </w:tc>
@@ -13372,7 +13372,7 @@
                 <w:sz w:val="19"/>
                 <w:szCs w:val="19"/>
               </w:rPr>
-              <w:t xml:space="preserve">PDFがDriveに保存される</w:t>
+              <w:t xml:space="preserve">PDFが出力される</w:t>
             </w:r>
           </w:p>
         </w:tc>
@@ -13398,7 +13398,7 @@
                 <w:sz w:val="19"/>
                 <w:szCs w:val="19"/>
               </w:rPr>
-              <w:t xml:space="preserve">案件フォルダを確認</w:t>
+              <w:t xml:space="preserve">サイドバー →「見積書出力(PDF)」</w:t>
             </w:r>
           </w:p>
         </w:tc>
@@ -13424,7 +13424,7 @@
                 <w:sz w:val="19"/>
                 <w:szCs w:val="19"/>
               </w:rPr>
-              <w:t xml:space="preserve">「見積書_{案件番号}.pdf」が保存されている</w:t>
+              <w:t xml:space="preserve">PDFが新しいタブで開く</w:t>
             </w:r>
           </w:p>
         </w:tc>
@@ -13517,6 +13517,587 @@
                 <w:sz w:val="19"/>
                 <w:szCs w:val="19"/>
               </w:rPr>
+              <w:t xml:space="preserve">C-27</w:t>
+            </w:r>
+          </w:p>
+        </w:tc>
+        <w:tc>
+          <w:tcPr>
+            <w:tcW w:type="dxa" w:w="1100"/>
+            <w:tcMar>
+              <w:top w:type="dxa" w:w="80"/>
+              <w:left w:type="dxa" w:w="110"/>
+              <w:bottom w:type="dxa" w:w="80"/>
+              <w:right w:type="dxa" w:w="110"/>
+            </w:tcMar>
+          </w:tcPr>
+          <w:p>
+            <w:pPr>
+              <w:spacing w:after="0"/>
+            </w:pPr>
+            <w:r>
+              <w:rPr>
+                <w:b w:val="false"/>
+                <w:bCs w:val="false"/>
+                <w:sz w:val="19"/>
+                <w:szCs w:val="19"/>
+              </w:rPr>
+              <w:t xml:space="preserve">出力</w:t>
+            </w:r>
+          </w:p>
+        </w:tc>
+        <w:tc>
+          <w:tcPr>
+            <w:tcW w:type="dxa" w:w="2400"/>
+            <w:tcMar>
+              <w:top w:type="dxa" w:w="80"/>
+              <w:left w:type="dxa" w:w="110"/>
+              <w:bottom w:type="dxa" w:w="80"/>
+              <w:right w:type="dxa" w:w="110"/>
+            </w:tcMar>
+          </w:tcPr>
+          <w:p>
+            <w:pPr>
+              <w:spacing w:after="0"/>
+            </w:pPr>
+            <w:r>
+              <w:rPr>
+                <w:b w:val="false"/>
+                <w:bCs w:val="false"/>
+                <w:sz w:val="19"/>
+                <w:szCs w:val="19"/>
+              </w:rPr>
+              <w:t xml:space="preserve">PDFが1ページである</w:t>
+            </w:r>
+          </w:p>
+        </w:tc>
+        <w:tc>
+          <w:tcPr>
+            <w:tcW w:type="dxa" w:w="3400"/>
+            <w:tcMar>
+              <w:top w:type="dxa" w:w="80"/>
+              <w:left w:type="dxa" w:w="110"/>
+              <w:bottom w:type="dxa" w:w="80"/>
+              <w:right w:type="dxa" w:w="110"/>
+            </w:tcMar>
+          </w:tcPr>
+          <w:p>
+            <w:pPr>
+              <w:spacing w:after="0"/>
+            </w:pPr>
+            <w:r>
+              <w:rPr>
+                <w:b w:val="false"/>
+                <w:bCs w:val="false"/>
+                <w:sz w:val="19"/>
+                <w:szCs w:val="19"/>
+              </w:rPr>
+              <w:t xml:space="preserve">開いたPDFのページ数と内容を確認</w:t>
+            </w:r>
+          </w:p>
+        </w:tc>
+        <w:tc>
+          <w:tcPr>
+            <w:tcW w:type="dxa" w:w="3800"/>
+            <w:tcMar>
+              <w:top w:type="dxa" w:w="80"/>
+              <w:left w:type="dxa" w:w="110"/>
+              <w:bottom w:type="dxa" w:w="80"/>
+              <w:right w:type="dxa" w:w="110"/>
+            </w:tcMar>
+          </w:tcPr>
+          <w:p>
+            <w:pPr>
+              <w:spacing w:after="0"/>
+            </w:pPr>
+            <w:r>
+              <w:rPr>
+                <w:b w:val="false"/>
+                <w:bCs w:val="false"/>
+                <w:sz w:val="19"/>
+                <w:szCs w:val="19"/>
+              </w:rPr>
+              <w:t xml:space="preserve">1ページ（A1:H54）で、操作履歴欄と請求書発行情報が含まれていない</w:t>
+            </w:r>
+          </w:p>
+        </w:tc>
+        <w:tc>
+          <w:tcPr>
+            <w:tcW w:type="dxa" w:w="1200"/>
+            <w:tcMar>
+              <w:top w:type="dxa" w:w="80"/>
+              <w:left w:type="dxa" w:w="110"/>
+              <w:bottom w:type="dxa" w:w="80"/>
+              <w:right w:type="dxa" w:w="110"/>
+            </w:tcMar>
+          </w:tcPr>
+          <w:p>
+            <w:pPr>
+              <w:spacing w:after="0"/>
+            </w:pPr>
+            <w:r>
+              <w:rPr>
+                <w:b w:val="false"/>
+                <w:bCs w:val="false"/>
+                <w:sz w:val="19"/>
+                <w:szCs w:val="19"/>
+              </w:rPr>
+              <w:t xml:space="preserve">□ OK</w:t>
+            </w:r>
+          </w:p>
+          <w:p>
+            <w:pPr>
+              <w:spacing w:after="0"/>
+            </w:pPr>
+            <w:r>
+              <w:rPr>
+                <w:b w:val="false"/>
+                <w:bCs w:val="false"/>
+                <w:sz w:val="19"/>
+                <w:szCs w:val="19"/>
+              </w:rPr>
+              <w:t xml:space="preserve">□ NG</w:t>
+            </w:r>
+          </w:p>
+        </w:tc>
+        <w:tc>
+          <w:tcPr>
+            <w:tcW w:type="dxa" w:w="2200"/>
+            <w:tcMar>
+              <w:top w:type="dxa" w:w="80"/>
+              <w:left w:type="dxa" w:w="110"/>
+              <w:bottom w:type="dxa" w:w="80"/>
+              <w:right w:type="dxa" w:w="110"/>
+            </w:tcMar>
+          </w:tcPr>
+          <w:p>
+            <w:pPr>
+              <w:spacing w:after="0"/>
+            </w:pPr>
+            <w:r>
+              <w:rPr>
+                <w:b w:val="false"/>
+                <w:bCs w:val="false"/>
+                <w:sz w:val="19"/>
+                <w:szCs w:val="19"/>
+              </w:rPr>
+              <w:t xml:space="preserve"/>
+            </w:r>
+          </w:p>
+        </w:tc>
+      </w:tr>
+      <w:tr>
+        <w:tc>
+          <w:tcPr>
+            <w:tcW w:type="dxa" w:w="500"/>
+            <w:shd w:fill="F5F7FA" w:val="clear"/>
+            <w:tcMar>
+              <w:top w:type="dxa" w:w="80"/>
+              <w:left w:type="dxa" w:w="110"/>
+              <w:bottom w:type="dxa" w:w="80"/>
+              <w:right w:type="dxa" w:w="110"/>
+            </w:tcMar>
+          </w:tcPr>
+          <w:p>
+            <w:pPr>
+              <w:spacing w:after="0"/>
+            </w:pPr>
+            <w:r>
+              <w:rPr>
+                <w:b w:val="false"/>
+                <w:bCs w:val="false"/>
+                <w:sz w:val="19"/>
+                <w:szCs w:val="19"/>
+              </w:rPr>
+              <w:t xml:space="preserve">C-28</w:t>
+            </w:r>
+          </w:p>
+        </w:tc>
+        <w:tc>
+          <w:tcPr>
+            <w:tcW w:type="dxa" w:w="1100"/>
+            <w:shd w:fill="F5F7FA" w:val="clear"/>
+            <w:tcMar>
+              <w:top w:type="dxa" w:w="80"/>
+              <w:left w:type="dxa" w:w="110"/>
+              <w:bottom w:type="dxa" w:w="80"/>
+              <w:right w:type="dxa" w:w="110"/>
+            </w:tcMar>
+          </w:tcPr>
+          <w:p>
+            <w:pPr>
+              <w:spacing w:after="0"/>
+            </w:pPr>
+            <w:r>
+              <w:rPr>
+                <w:b w:val="false"/>
+                <w:bCs w:val="false"/>
+                <w:sz w:val="19"/>
+                <w:szCs w:val="19"/>
+              </w:rPr>
+              <w:t xml:space="preserve">出力</w:t>
+            </w:r>
+          </w:p>
+        </w:tc>
+        <w:tc>
+          <w:tcPr>
+            <w:tcW w:type="dxa" w:w="2400"/>
+            <w:shd w:fill="F5F7FA" w:val="clear"/>
+            <w:tcMar>
+              <w:top w:type="dxa" w:w="80"/>
+              <w:left w:type="dxa" w:w="110"/>
+              <w:bottom w:type="dxa" w:w="80"/>
+              <w:right w:type="dxa" w:w="110"/>
+            </w:tcMar>
+          </w:tcPr>
+          <w:p>
+            <w:pPr>
+              <w:spacing w:after="0"/>
+            </w:pPr>
+            <w:r>
+              <w:rPr>
+                <w:b w:val="false"/>
+                <w:bCs w:val="false"/>
+                <w:sz w:val="19"/>
+                <w:szCs w:val="19"/>
+              </w:rPr>
+              <w:t xml:space="preserve">社印の位置が正しい</w:t>
+            </w:r>
+          </w:p>
+        </w:tc>
+        <w:tc>
+          <w:tcPr>
+            <w:tcW w:type="dxa" w:w="3400"/>
+            <w:shd w:fill="F5F7FA" w:val="clear"/>
+            <w:tcMar>
+              <w:top w:type="dxa" w:w="80"/>
+              <w:left w:type="dxa" w:w="110"/>
+              <w:bottom w:type="dxa" w:w="80"/>
+              <w:right w:type="dxa" w:w="110"/>
+            </w:tcMar>
+          </w:tcPr>
+          <w:p>
+            <w:pPr>
+              <w:spacing w:after="0"/>
+            </w:pPr>
+            <w:r>
+              <w:rPr>
+                <w:b w:val="false"/>
+                <w:bCs w:val="false"/>
+                <w:sz w:val="19"/>
+                <w:szCs w:val="19"/>
+              </w:rPr>
+              <w:t xml:space="preserve">PDFの社印を確認</w:t>
+            </w:r>
+          </w:p>
+        </w:tc>
+        <w:tc>
+          <w:tcPr>
+            <w:tcW w:type="dxa" w:w="3800"/>
+            <w:shd w:fill="F5F7FA" w:val="clear"/>
+            <w:tcMar>
+              <w:top w:type="dxa" w:w="80"/>
+              <w:left w:type="dxa" w:w="110"/>
+              <w:bottom w:type="dxa" w:w="80"/>
+              <w:right w:type="dxa" w:w="110"/>
+            </w:tcMar>
+          </w:tcPr>
+          <w:p>
+            <w:pPr>
+              <w:spacing w:after="0"/>
+            </w:pPr>
+            <w:r>
+              <w:rPr>
+                <w:b w:val="false"/>
+                <w:bCs w:val="false"/>
+                <w:sz w:val="19"/>
+                <w:szCs w:val="19"/>
+              </w:rPr>
+              <w:t xml:space="preserve">下端が13行目の下端に揃っている</w:t>
+            </w:r>
+          </w:p>
+        </w:tc>
+        <w:tc>
+          <w:tcPr>
+            <w:tcW w:type="dxa" w:w="1200"/>
+            <w:shd w:fill="F5F7FA" w:val="clear"/>
+            <w:tcMar>
+              <w:top w:type="dxa" w:w="80"/>
+              <w:left w:type="dxa" w:w="110"/>
+              <w:bottom w:type="dxa" w:w="80"/>
+              <w:right w:type="dxa" w:w="110"/>
+            </w:tcMar>
+          </w:tcPr>
+          <w:p>
+            <w:pPr>
+              <w:spacing w:after="0"/>
+            </w:pPr>
+            <w:r>
+              <w:rPr>
+                <w:b w:val="false"/>
+                <w:bCs w:val="false"/>
+                <w:sz w:val="19"/>
+                <w:szCs w:val="19"/>
+              </w:rPr>
+              <w:t xml:space="preserve">□ OK</w:t>
+            </w:r>
+          </w:p>
+          <w:p>
+            <w:pPr>
+              <w:spacing w:after="0"/>
+            </w:pPr>
+            <w:r>
+              <w:rPr>
+                <w:b w:val="false"/>
+                <w:bCs w:val="false"/>
+                <w:sz w:val="19"/>
+                <w:szCs w:val="19"/>
+              </w:rPr>
+              <w:t xml:space="preserve">□ NG</w:t>
+            </w:r>
+          </w:p>
+        </w:tc>
+        <w:tc>
+          <w:tcPr>
+            <w:tcW w:type="dxa" w:w="2200"/>
+            <w:shd w:fill="F5F7FA" w:val="clear"/>
+            <w:tcMar>
+              <w:top w:type="dxa" w:w="80"/>
+              <w:left w:type="dxa" w:w="110"/>
+              <w:bottom w:type="dxa" w:w="80"/>
+              <w:right w:type="dxa" w:w="110"/>
+            </w:tcMar>
+          </w:tcPr>
+          <w:p>
+            <w:pPr>
+              <w:spacing w:after="0"/>
+            </w:pPr>
+            <w:r>
+              <w:rPr>
+                <w:b w:val="false"/>
+                <w:bCs w:val="false"/>
+                <w:sz w:val="19"/>
+                <w:szCs w:val="19"/>
+              </w:rPr>
+              <w:t xml:space="preserve"/>
+            </w:r>
+          </w:p>
+        </w:tc>
+      </w:tr>
+      <w:tr>
+        <w:tc>
+          <w:tcPr>
+            <w:tcW w:type="dxa" w:w="500"/>
+            <w:tcMar>
+              <w:top w:type="dxa" w:w="80"/>
+              <w:left w:type="dxa" w:w="110"/>
+              <w:bottom w:type="dxa" w:w="80"/>
+              <w:right w:type="dxa" w:w="110"/>
+            </w:tcMar>
+          </w:tcPr>
+          <w:p>
+            <w:pPr>
+              <w:spacing w:after="0"/>
+            </w:pPr>
+            <w:r>
+              <w:rPr>
+                <w:b w:val="false"/>
+                <w:bCs w:val="false"/>
+                <w:sz w:val="19"/>
+                <w:szCs w:val="19"/>
+              </w:rPr>
+              <w:t xml:space="preserve">C-29</w:t>
+            </w:r>
+          </w:p>
+        </w:tc>
+        <w:tc>
+          <w:tcPr>
+            <w:tcW w:type="dxa" w:w="1100"/>
+            <w:tcMar>
+              <w:top w:type="dxa" w:w="80"/>
+              <w:left w:type="dxa" w:w="110"/>
+              <w:bottom w:type="dxa" w:w="80"/>
+              <w:right w:type="dxa" w:w="110"/>
+            </w:tcMar>
+          </w:tcPr>
+          <w:p>
+            <w:pPr>
+              <w:spacing w:after="0"/>
+            </w:pPr>
+            <w:r>
+              <w:rPr>
+                <w:b w:val="false"/>
+                <w:bCs w:val="false"/>
+                <w:sz w:val="19"/>
+                <w:szCs w:val="19"/>
+              </w:rPr>
+              <w:t xml:space="preserve">出力</w:t>
+            </w:r>
+          </w:p>
+        </w:tc>
+        <w:tc>
+          <w:tcPr>
+            <w:tcW w:type="dxa" w:w="2400"/>
+            <w:tcMar>
+              <w:top w:type="dxa" w:w="80"/>
+              <w:left w:type="dxa" w:w="110"/>
+              <w:bottom w:type="dxa" w:w="80"/>
+              <w:right w:type="dxa" w:w="110"/>
+            </w:tcMar>
+          </w:tcPr>
+          <w:p>
+            <w:pPr>
+              <w:spacing w:after="0"/>
+            </w:pPr>
+            <w:r>
+              <w:rPr>
+                <w:b w:val="false"/>
+                <w:bCs w:val="false"/>
+                <w:sz w:val="19"/>
+                <w:szCs w:val="19"/>
+              </w:rPr>
+              <w:t xml:space="preserve">PDFがDriveに保存される</w:t>
+            </w:r>
+          </w:p>
+        </w:tc>
+        <w:tc>
+          <w:tcPr>
+            <w:tcW w:type="dxa" w:w="3400"/>
+            <w:tcMar>
+              <w:top w:type="dxa" w:w="80"/>
+              <w:left w:type="dxa" w:w="110"/>
+              <w:bottom w:type="dxa" w:w="80"/>
+              <w:right w:type="dxa" w:w="110"/>
+            </w:tcMar>
+          </w:tcPr>
+          <w:p>
+            <w:pPr>
+              <w:spacing w:after="0"/>
+            </w:pPr>
+            <w:r>
+              <w:rPr>
+                <w:b w:val="false"/>
+                <w:bCs w:val="false"/>
+                <w:sz w:val="19"/>
+                <w:szCs w:val="19"/>
+              </w:rPr>
+              <w:t xml:space="preserve">案件フォルダを確認</w:t>
+            </w:r>
+          </w:p>
+        </w:tc>
+        <w:tc>
+          <w:tcPr>
+            <w:tcW w:type="dxa" w:w="3800"/>
+            <w:tcMar>
+              <w:top w:type="dxa" w:w="80"/>
+              <w:left w:type="dxa" w:w="110"/>
+              <w:bottom w:type="dxa" w:w="80"/>
+              <w:right w:type="dxa" w:w="110"/>
+            </w:tcMar>
+          </w:tcPr>
+          <w:p>
+            <w:pPr>
+              <w:spacing w:after="0"/>
+            </w:pPr>
+            <w:r>
+              <w:rPr>
+                <w:b w:val="false"/>
+                <w:bCs w:val="false"/>
+                <w:sz w:val="19"/>
+                <w:szCs w:val="19"/>
+              </w:rPr>
+              <w:t xml:space="preserve">「見積書_{案件番号}.pdf」が保存されている</w:t>
+            </w:r>
+          </w:p>
+        </w:tc>
+        <w:tc>
+          <w:tcPr>
+            <w:tcW w:type="dxa" w:w="1200"/>
+            <w:tcMar>
+              <w:top w:type="dxa" w:w="80"/>
+              <w:left w:type="dxa" w:w="110"/>
+              <w:bottom w:type="dxa" w:w="80"/>
+              <w:right w:type="dxa" w:w="110"/>
+            </w:tcMar>
+          </w:tcPr>
+          <w:p>
+            <w:pPr>
+              <w:spacing w:after="0"/>
+            </w:pPr>
+            <w:r>
+              <w:rPr>
+                <w:b w:val="false"/>
+                <w:bCs w:val="false"/>
+                <w:sz w:val="19"/>
+                <w:szCs w:val="19"/>
+              </w:rPr>
+              <w:t xml:space="preserve">□ OK</w:t>
+            </w:r>
+          </w:p>
+          <w:p>
+            <w:pPr>
+              <w:spacing w:after="0"/>
+            </w:pPr>
+            <w:r>
+              <w:rPr>
+                <w:b w:val="false"/>
+                <w:bCs w:val="false"/>
+                <w:sz w:val="19"/>
+                <w:szCs w:val="19"/>
+              </w:rPr>
+              <w:t xml:space="preserve">□ NG</w:t>
+            </w:r>
+          </w:p>
+        </w:tc>
+        <w:tc>
+          <w:tcPr>
+            <w:tcW w:type="dxa" w:w="2200"/>
+            <w:tcMar>
+              <w:top w:type="dxa" w:w="80"/>
+              <w:left w:type="dxa" w:w="110"/>
+              <w:bottom w:type="dxa" w:w="80"/>
+              <w:right w:type="dxa" w:w="110"/>
+            </w:tcMar>
+          </w:tcPr>
+          <w:p>
+            <w:pPr>
+              <w:spacing w:after="0"/>
+            </w:pPr>
+            <w:r>
+              <w:rPr>
+                <w:b w:val="false"/>
+                <w:bCs w:val="false"/>
+                <w:sz w:val="19"/>
+                <w:szCs w:val="19"/>
+              </w:rPr>
+              <w:t xml:space="preserve"/>
+            </w:r>
+          </w:p>
+        </w:tc>
+      </w:tr>
+      <w:tr>
+        <w:tc>
+          <w:tcPr>
+            <w:tcW w:type="dxa" w:w="500"/>
+            <w:shd w:fill="F5F7FA" w:val="clear"/>
+            <w:tcMar>
+              <w:top w:type="dxa" w:w="80"/>
+              <w:left w:type="dxa" w:w="110"/>
+              <w:bottom w:type="dxa" w:w="80"/>
+              <w:right w:type="dxa" w:w="110"/>
+            </w:tcMar>
+          </w:tcPr>
+          <w:p>
+            <w:pPr>
+              <w:spacing w:after="0"/>
+            </w:pPr>
+            <w:r>
+              <w:rPr>
+                <w:b w:val="false"/>
+                <w:bCs w:val="false"/>
+                <w:sz w:val="19"/>
+                <w:szCs w:val="19"/>
+              </w:rPr>
               <w:t xml:space="preserve">C-30</w:t>
             </w:r>
           </w:p>
@@ -13524,6 +14105,7 @@
         <w:tc>
           <w:tcPr>
             <w:tcW w:type="dxa" w:w="1100"/>
+            <w:shd w:fill="F5F7FA" w:val="clear"/>
             <w:tcMar>
               <w:top w:type="dxa" w:w="80"/>
               <w:left w:type="dxa" w:w="110"/>
@@ -13549,6 +14131,7 @@
         <w:tc>
           <w:tcPr>
             <w:tcW w:type="dxa" w:w="2400"/>
+            <w:shd w:fill="F5F7FA" w:val="clear"/>
             <w:tcMar>
               <w:top w:type="dxa" w:w="80"/>
               <w:left w:type="dxa" w:w="110"/>
@@ -13574,6 +14157,7 @@
         <w:tc>
           <w:tcPr>
             <w:tcW w:type="dxa" w:w="3400"/>
+            <w:shd w:fill="F5F7FA" w:val="clear"/>
             <w:tcMar>
               <w:top w:type="dxa" w:w="80"/>
               <w:left w:type="dxa" w:w="110"/>
@@ -13599,6 +14183,7 @@
         <w:tc>
           <w:tcPr>
             <w:tcW w:type="dxa" w:w="3800"/>
+            <w:shd w:fill="F5F7FA" w:val="clear"/>
             <w:tcMar>
               <w:top w:type="dxa" w:w="80"/>
               <w:left w:type="dxa" w:w="110"/>
@@ -13624,6 +14209,7 @@
         <w:tc>
           <w:tcPr>
             <w:tcW w:type="dxa" w:w="1200"/>
+            <w:shd w:fill="F5F7FA" w:val="clear"/>
             <w:tcMar>
               <w:top w:type="dxa" w:w="80"/>
               <w:left w:type="dxa" w:w="110"/>
@@ -13663,6 +14249,7 @@
         <w:tc>
           <w:tcPr>
             <w:tcW w:type="dxa" w:w="2200"/>
+            <w:shd w:fill="F5F7FA" w:val="clear"/>
             <w:tcMar>
               <w:top w:type="dxa" w:w="80"/>
               <w:left w:type="dxa" w:w="110"/>

--- a/docs/ユーザーテスト_チェックリスト_v2.3.docx
+++ b/docs/ユーザーテスト_チェックリスト_v2.3.docx
@@ -7096,7 +7096,7 @@
                 <w:sz w:val="19"/>
                 <w:szCs w:val="19"/>
               </w:rPr>
-              <w:t xml:space="preserve">C-4d</w:t>
+              <w:t xml:space="preserve">C-4c2</w:t>
             </w:r>
           </w:p>
         </w:tc>
@@ -7148,7 +7148,7 @@
                 <w:sz w:val="19"/>
                 <w:szCs w:val="19"/>
               </w:rPr>
-              <w:t xml:space="preserve">入力範囲以外は編集できない</w:t>
+              <w:t xml:space="preserve">作業用エリアも編集できる</w:t>
             </w:r>
           </w:p>
         </w:tc>
@@ -7174,7 +7174,7 @@
                 <w:sz w:val="19"/>
                 <w:szCs w:val="19"/>
               </w:rPr>
-              <w:t xml:space="preserve">宛先欄（B8）や体裁部分を編集してみる</w:t>
+              <w:t xml:space="preserve">作成した見積書のJ22:O47とN53を編集</w:t>
             </w:r>
           </w:p>
         </w:tc>
@@ -7200,7 +7200,7 @@
                 <w:sz w:val="19"/>
                 <w:szCs w:val="19"/>
               </w:rPr>
-              <w:t xml:space="preserve">「保護されています」と表示され編集できない</w:t>
+              <w:t xml:space="preserve">承認前から編集できる</w:t>
             </w:r>
           </w:p>
         </w:tc>
@@ -7293,7 +7293,7 @@
                 <w:sz w:val="19"/>
                 <w:szCs w:val="19"/>
               </w:rPr>
-              <w:t xml:space="preserve">C-4e</w:t>
+              <w:t xml:space="preserve">C-4d</w:t>
             </w:r>
           </w:p>
         </w:tc>
@@ -7343,7 +7343,7 @@
                 <w:sz w:val="19"/>
                 <w:szCs w:val="19"/>
               </w:rPr>
-              <w:t xml:space="preserve">転記は正常に行われる</w:t>
+              <w:t xml:space="preserve">入力範囲以外は編集できない</w:t>
             </w:r>
           </w:p>
         </w:tc>
@@ -7368,7 +7368,7 @@
                 <w:sz w:val="19"/>
                 <w:szCs w:val="19"/>
               </w:rPr>
-              <w:t xml:space="preserve">作成された書類の宛先・担当者欄を確認</w:t>
+              <w:t xml:space="preserve">宛先欄（B8）や体裁部分を編集してみる</w:t>
             </w:r>
           </w:p>
         </w:tc>
@@ -7393,7 +7393,7 @@
                 <w:sz w:val="19"/>
                 <w:szCs w:val="19"/>
               </w:rPr>
-              <w:t xml:space="preserve">ロックされた範囲にも自動転記されている</w:t>
+              <w:t xml:space="preserve">「保護されています」と表示され編集できない</w:t>
             </w:r>
           </w:p>
         </w:tc>
@@ -7485,7 +7485,7 @@
                 <w:sz w:val="19"/>
                 <w:szCs w:val="19"/>
               </w:rPr>
-              <w:t xml:space="preserve">C-5</w:t>
+              <w:t xml:space="preserve">C-4e</w:t>
             </w:r>
           </w:p>
         </w:tc>
@@ -7511,7 +7511,7 @@
                 <w:sz w:val="19"/>
                 <w:szCs w:val="19"/>
               </w:rPr>
-              <w:t xml:space="preserve">転記</w:t>
+              <w:t xml:space="preserve">ロック</w:t>
             </w:r>
           </w:p>
         </w:tc>
@@ -7537,7 +7537,7 @@
                 <w:sz w:val="19"/>
                 <w:szCs w:val="19"/>
               </w:rPr>
-              <w:t xml:space="preserve">取引先情報が転記されている</w:t>
+              <w:t xml:space="preserve">転記は正常に行われる</w:t>
             </w:r>
           </w:p>
         </w:tc>
@@ -7563,7 +7563,7 @@
                 <w:sz w:val="19"/>
                 <w:szCs w:val="19"/>
               </w:rPr>
-              <w:t xml:space="preserve">書類の宛先欄を確認</w:t>
+              <w:t xml:space="preserve">作成された書類の宛先・担当者欄を確認</w:t>
             </w:r>
           </w:p>
         </w:tc>
@@ -7589,7 +7589,7 @@
                 <w:sz w:val="19"/>
                 <w:szCs w:val="19"/>
               </w:rPr>
-              <w:t xml:space="preserve">郵便番号・住所・社名・部署・担当者名（＋様）が入っている</w:t>
+              <w:t xml:space="preserve">ロックされた範囲にも自動転記されている</w:t>
             </w:r>
           </w:p>
         </w:tc>
@@ -7682,7 +7682,7 @@
                 <w:sz w:val="19"/>
                 <w:szCs w:val="19"/>
               </w:rPr>
-              <w:t xml:space="preserve">C-6</w:t>
+              <w:t xml:space="preserve">C-5</w:t>
             </w:r>
           </w:p>
         </w:tc>
@@ -7732,7 +7732,7 @@
                 <w:sz w:val="19"/>
                 <w:szCs w:val="19"/>
               </w:rPr>
-              <w:t xml:space="preserve">案件情報が転記されている</w:t>
+              <w:t xml:space="preserve">取引先情報が転記されている</w:t>
             </w:r>
           </w:p>
         </w:tc>
@@ -7757,7 +7757,7 @@
                 <w:sz w:val="19"/>
                 <w:szCs w:val="19"/>
               </w:rPr>
-              <w:t xml:space="preserve">書類のG1・C16セルを確認</w:t>
+              <w:t xml:space="preserve">書類の宛先欄を確認</w:t>
             </w:r>
           </w:p>
         </w:tc>
@@ -7782,7 +7782,7 @@
                 <w:sz w:val="19"/>
                 <w:szCs w:val="19"/>
               </w:rPr>
-              <w:t xml:space="preserve">案件番号と件名が入っている</w:t>
+              <w:t xml:space="preserve">郵便番号・住所・社名・部署・担当者名（＋様）が入っている</w:t>
             </w:r>
           </w:p>
         </w:tc>
@@ -7874,7 +7874,7 @@
                 <w:sz w:val="19"/>
                 <w:szCs w:val="19"/>
               </w:rPr>
-              <w:t xml:space="preserve">C-7</w:t>
+              <w:t xml:space="preserve">C-6</w:t>
             </w:r>
           </w:p>
         </w:tc>
@@ -7926,7 +7926,7 @@
                 <w:sz w:val="19"/>
                 <w:szCs w:val="19"/>
               </w:rPr>
-              <w:t xml:space="preserve">通し番号が採番されている</w:t>
+              <w:t xml:space="preserve">案件情報が転記されている</w:t>
             </w:r>
           </w:p>
         </w:tc>
@@ -7952,7 +7952,7 @@
                 <w:sz w:val="19"/>
                 <w:szCs w:val="19"/>
               </w:rPr>
-              <w:t xml:space="preserve">書類のG6セルを確認</w:t>
+              <w:t xml:space="preserve">書類のG1・C16セルを確認</w:t>
             </w:r>
           </w:p>
         </w:tc>
@@ -7978,7 +7978,7 @@
                 <w:sz w:val="19"/>
                 <w:szCs w:val="19"/>
               </w:rPr>
-              <w:t xml:space="preserve">見積書の通し番号が入っている</w:t>
+              <w:t xml:space="preserve">案件番号と件名が入っている</w:t>
             </w:r>
           </w:p>
         </w:tc>
@@ -8071,7 +8071,7 @@
                 <w:sz w:val="19"/>
                 <w:szCs w:val="19"/>
               </w:rPr>
-              <w:t xml:space="preserve">C-8</w:t>
+              <w:t xml:space="preserve">C-7</w:t>
             </w:r>
           </w:p>
         </w:tc>
@@ -8121,7 +8121,7 @@
                 <w:sz w:val="19"/>
                 <w:szCs w:val="19"/>
               </w:rPr>
-              <w:t xml:space="preserve">請求条件が転記されている</w:t>
+              <w:t xml:space="preserve">通し番号が採番されている</w:t>
             </w:r>
           </w:p>
         </w:tc>
@@ -8146,7 +8146,7 @@
                 <w:sz w:val="19"/>
                 <w:szCs w:val="19"/>
               </w:rPr>
-              <w:t xml:space="preserve">書類のO列付近を確認</w:t>
+              <w:t xml:space="preserve">書類のG6セルを確認</w:t>
             </w:r>
           </w:p>
         </w:tc>
@@ -8171,7 +8171,7 @@
                 <w:sz w:val="19"/>
                 <w:szCs w:val="19"/>
               </w:rPr>
-              <w:t xml:space="preserve">締め日・支払月日・送付方法・書式指定・連絡先が入っている</w:t>
+              <w:t xml:space="preserve">見積書の通し番号が入っている</w:t>
             </w:r>
           </w:p>
         </w:tc>
@@ -8263,7 +8263,7 @@
                 <w:sz w:val="19"/>
                 <w:szCs w:val="19"/>
               </w:rPr>
-              <w:t xml:space="preserve">C-9</w:t>
+              <w:t xml:space="preserve">C-8</w:t>
             </w:r>
           </w:p>
         </w:tc>
@@ -8289,7 +8289,7 @@
                 <w:sz w:val="19"/>
                 <w:szCs w:val="19"/>
               </w:rPr>
-              <w:t xml:space="preserve">作成</w:t>
+              <w:t xml:space="preserve">転記</w:t>
             </w:r>
           </w:p>
         </w:tc>
@@ -8315,7 +8315,7 @@
                 <w:sz w:val="19"/>
                 <w:szCs w:val="19"/>
               </w:rPr>
-              <w:t xml:space="preserve">二重作成できない</w:t>
+              <w:t xml:space="preserve">請求条件が転記されている</w:t>
             </w:r>
           </w:p>
         </w:tc>
@@ -8341,7 +8341,7 @@
                 <w:sz w:val="19"/>
                 <w:szCs w:val="19"/>
               </w:rPr>
-              <w:t xml:space="preserve">サイドバーの「見積書作成」ボタンを確認</w:t>
+              <w:t xml:space="preserve">書類のO列付近を確認</w:t>
             </w:r>
           </w:p>
         </w:tc>
@@ -8367,7 +8367,7 @@
                 <w:sz w:val="19"/>
                 <w:szCs w:val="19"/>
               </w:rPr>
-              <w:t xml:space="preserve">ボタンが非活性になっている</w:t>
+              <w:t xml:space="preserve">締め日・支払月日・送付方法・書式指定・連絡先が入っている</w:t>
             </w:r>
           </w:p>
         </w:tc>
@@ -8460,7 +8460,7 @@
                 <w:sz w:val="19"/>
                 <w:szCs w:val="19"/>
               </w:rPr>
-              <w:t xml:space="preserve">C-9b</w:t>
+              <w:t xml:space="preserve">C-9</w:t>
             </w:r>
           </w:p>
         </w:tc>
@@ -8510,7 +8510,7 @@
                 <w:sz w:val="19"/>
                 <w:szCs w:val="19"/>
               </w:rPr>
-              <w:t xml:space="preserve">ファイルが1つだけできる</w:t>
+              <w:t xml:space="preserve">二重作成できない</w:t>
             </w:r>
           </w:p>
         </w:tc>
@@ -8535,7 +8535,7 @@
                 <w:sz w:val="19"/>
                 <w:szCs w:val="19"/>
               </w:rPr>
-              <w:t xml:space="preserve">案件フォルダの中を確認</w:t>
+              <w:t xml:space="preserve">サイドバーの「見積書作成」ボタンを確認</w:t>
             </w:r>
           </w:p>
         </w:tc>
@@ -8560,7 +8560,7 @@
                 <w:sz w:val="19"/>
                 <w:szCs w:val="19"/>
               </w:rPr>
-              <w:t xml:space="preserve">見積書のファイルが1つだけ存在する（2つできていない）</w:t>
+              <w:t xml:space="preserve">ボタンが非活性になっている</w:t>
             </w:r>
           </w:p>
         </w:tc>
@@ -8652,7 +8652,7 @@
                 <w:sz w:val="19"/>
                 <w:szCs w:val="19"/>
               </w:rPr>
-              <w:t xml:space="preserve">C-10</w:t>
+              <w:t xml:space="preserve">C-9b</w:t>
             </w:r>
           </w:p>
         </w:tc>
@@ -8678,7 +8678,7 @@
                 <w:sz w:val="19"/>
                 <w:szCs w:val="19"/>
               </w:rPr>
-              <w:t xml:space="preserve">完成</w:t>
+              <w:t xml:space="preserve">作成</w:t>
             </w:r>
           </w:p>
         </w:tc>
@@ -8704,7 +8704,7 @@
                 <w:sz w:val="19"/>
                 <w:szCs w:val="19"/>
               </w:rPr>
-              <w:t xml:space="preserve">完成できる</w:t>
+              <w:t xml:space="preserve">ファイルが1つだけできる</w:t>
             </w:r>
           </w:p>
         </w:tc>
@@ -8730,7 +8730,7 @@
                 <w:sz w:val="19"/>
                 <w:szCs w:val="19"/>
               </w:rPr>
-              <w:t xml:space="preserve">明細を記入 → サイドバー →「見積書完成」→ コメント入力 → 実行</w:t>
+              <w:t xml:space="preserve">案件フォルダの中を確認</w:t>
             </w:r>
           </w:p>
         </w:tc>
@@ -8756,7 +8756,7 @@
                 <w:sz w:val="19"/>
                 <w:szCs w:val="19"/>
               </w:rPr>
-              <w:t xml:space="preserve">ステータスが「見積書承認待ち」になる</w:t>
+              <w:t xml:space="preserve">見積書のファイルが1つだけ存在する（2つできていない）</w:t>
             </w:r>
           </w:p>
         </w:tc>
@@ -8849,7 +8849,7 @@
                 <w:sz w:val="19"/>
                 <w:szCs w:val="19"/>
               </w:rPr>
-              <w:t xml:space="preserve">C-10b</w:t>
+              <w:t xml:space="preserve">C-10</w:t>
             </w:r>
           </w:p>
         </w:tc>
@@ -8899,7 +8899,7 @@
                 <w:sz w:val="19"/>
                 <w:szCs w:val="19"/>
               </w:rPr>
-              <w:t xml:space="preserve">承認者を指定できる</w:t>
+              <w:t xml:space="preserve">完成できる</w:t>
             </w:r>
           </w:p>
         </w:tc>
@@ -8924,7 +8924,7 @@
                 <w:sz w:val="19"/>
                 <w:szCs w:val="19"/>
               </w:rPr>
-              <w:t xml:space="preserve">「見積書完成」の画面で「承認者の指定」を確認</w:t>
+              <w:t xml:space="preserve">明細を記入 → サイドバー →「見積書完成」→ コメント入力 → 実行</w:t>
             </w:r>
           </w:p>
         </w:tc>
@@ -8949,7 +8949,7 @@
                 <w:sz w:val="19"/>
                 <w:szCs w:val="19"/>
               </w:rPr>
-              <w:t xml:space="preserve">承認権限を持つ社員の一覧がプルダウンで選べる</w:t>
+              <w:t xml:space="preserve">ステータスが「見積書承認待ち」になる</w:t>
             </w:r>
           </w:p>
         </w:tc>
@@ -9041,7 +9041,7 @@
                 <w:sz w:val="19"/>
                 <w:szCs w:val="19"/>
               </w:rPr>
-              <w:t xml:space="preserve">C-10c</w:t>
+              <w:t xml:space="preserve">C-10b</w:t>
             </w:r>
           </w:p>
         </w:tc>
@@ -9093,7 +9093,7 @@
                 <w:sz w:val="19"/>
                 <w:szCs w:val="19"/>
               </w:rPr>
-              <w:t xml:space="preserve">指定時の件名が変わる</w:t>
+              <w:t xml:space="preserve">承認者を指定できる</w:t>
             </w:r>
           </w:p>
         </w:tc>
@@ -9119,7 +9119,7 @@
                 <w:sz w:val="19"/>
                 <w:szCs w:val="19"/>
               </w:rPr>
-              <w:t xml:space="preserve">承認者を指定して実行 → 指定されなかった総務のメールを確認</w:t>
+              <w:t xml:space="preserve">「見積書完成」の画面で「承認者の指定」を確認</w:t>
             </w:r>
           </w:p>
         </w:tc>
@@ -9145,7 +9145,7 @@
                 <w:sz w:val="19"/>
                 <w:szCs w:val="19"/>
               </w:rPr>
-              <w:t xml:space="preserve">件名の先頭に「*承認者指定済み*」が付いている</w:t>
+              <w:t xml:space="preserve">承認権限を持つ社員の一覧がプルダウンで選べる</w:t>
             </w:r>
           </w:p>
         </w:tc>
@@ -9238,7 +9238,7 @@
                 <w:sz w:val="19"/>
                 <w:szCs w:val="19"/>
               </w:rPr>
-              <w:t xml:space="preserve">C-10d</w:t>
+              <w:t xml:space="preserve">C-10c</w:t>
             </w:r>
           </w:p>
         </w:tc>
@@ -9288,7 +9288,7 @@
                 <w:sz w:val="19"/>
                 <w:szCs w:val="19"/>
               </w:rPr>
-              <w:t xml:space="preserve">指定した本人にも届く</w:t>
+              <w:t xml:space="preserve">指定時の件名が変わる</w:t>
             </w:r>
           </w:p>
         </w:tc>
@@ -9313,7 +9313,7 @@
                 <w:sz w:val="19"/>
                 <w:szCs w:val="19"/>
               </w:rPr>
-              <w:t xml:space="preserve">C-10cで指定した本人の受信を確認</w:t>
+              <w:t xml:space="preserve">承認者を指定して実行 → 指定されなかった総務のメールを確認</w:t>
             </w:r>
           </w:p>
         </w:tc>
@@ -9338,7 +9338,7 @@
                 <w:sz w:val="19"/>
                 <w:szCs w:val="19"/>
               </w:rPr>
-              <w:t xml:space="preserve">通常の件名で承認依頼が届いている</w:t>
+              <w:t xml:space="preserve">件名の先頭に「*承認者指定済み*」が付いている</w:t>
             </w:r>
           </w:p>
         </w:tc>
@@ -9430,7 +9430,7 @@
                 <w:sz w:val="19"/>
                 <w:szCs w:val="19"/>
               </w:rPr>
-              <w:t xml:space="preserve">C-11</w:t>
+              <w:t xml:space="preserve">C-10d</w:t>
             </w:r>
           </w:p>
         </w:tc>
@@ -9482,7 +9482,7 @@
                 <w:sz w:val="19"/>
                 <w:szCs w:val="19"/>
               </w:rPr>
-              <w:t xml:space="preserve">作成者が記録される</w:t>
+              <w:t xml:space="preserve">指定した本人にも届く</w:t>
             </w:r>
           </w:p>
         </w:tc>
@@ -9508,7 +9508,7 @@
                 <w:sz w:val="19"/>
                 <w:szCs w:val="19"/>
               </w:rPr>
-              <w:t xml:space="preserve">書類のK56・L56セルと案件シートのO・P列を確認</w:t>
+              <w:t xml:space="preserve">C-10cで指定した本人の受信を確認</w:t>
             </w:r>
           </w:p>
         </w:tc>
@@ -9534,7 +9534,7 @@
                 <w:sz w:val="19"/>
                 <w:szCs w:val="19"/>
               </w:rPr>
-              <w:t xml:space="preserve">実行者名と日時が記録されている</w:t>
+              <w:t xml:space="preserve">通常の件名で承認依頼が届いている</w:t>
             </w:r>
           </w:p>
         </w:tc>
@@ -9627,7 +9627,7 @@
                 <w:sz w:val="19"/>
                 <w:szCs w:val="19"/>
               </w:rPr>
-              <w:t xml:space="preserve">C-12</w:t>
+              <w:t xml:space="preserve">C-11</w:t>
             </w:r>
           </w:p>
         </w:tc>
@@ -9677,7 +9677,7 @@
                 <w:sz w:val="19"/>
                 <w:szCs w:val="19"/>
               </w:rPr>
-              <w:t xml:space="preserve">コメントが記録される</w:t>
+              <w:t xml:space="preserve">作成者が記録される</w:t>
             </w:r>
           </w:p>
         </w:tc>
@@ -9702,7 +9702,7 @@
                 <w:sz w:val="19"/>
                 <w:szCs w:val="19"/>
               </w:rPr>
-              <w:t xml:space="preserve">書類のN56セルを確認</w:t>
+              <w:t xml:space="preserve">書類のK56・L56セルと案件シートのO・P列を確認</w:t>
             </w:r>
           </w:p>
         </w:tc>
@@ -9727,7 +9727,7 @@
                 <w:sz w:val="19"/>
                 <w:szCs w:val="19"/>
               </w:rPr>
-              <w:t xml:space="preserve">入力したコメントが記載されている</w:t>
+              <w:t xml:space="preserve">実行者名と日時が記録されている</w:t>
             </w:r>
           </w:p>
         </w:tc>
@@ -9819,7 +9819,7 @@
                 <w:sz w:val="19"/>
                 <w:szCs w:val="19"/>
               </w:rPr>
-              <w:t xml:space="preserve">C-13</w:t>
+              <w:t xml:space="preserve">C-12</w:t>
             </w:r>
           </w:p>
         </w:tc>
@@ -9845,7 +9845,7 @@
                 <w:sz w:val="19"/>
                 <w:szCs w:val="19"/>
               </w:rPr>
-              <w:t xml:space="preserve">差戻</w:t>
+              <w:t xml:space="preserve">完成</w:t>
             </w:r>
           </w:p>
         </w:tc>
@@ -9871,7 +9871,7 @@
                 <w:sz w:val="19"/>
                 <w:szCs w:val="19"/>
               </w:rPr>
-              <w:t xml:space="preserve">差し戻しできる</w:t>
+              <w:t xml:space="preserve">コメントが記録される</w:t>
             </w:r>
           </w:p>
         </w:tc>
@@ -9897,7 +9897,7 @@
                 <w:sz w:val="19"/>
                 <w:szCs w:val="19"/>
               </w:rPr>
-              <w:t xml:space="preserve">承認権限アカウントで「差し戻し」→ コメント入力 → 実行</w:t>
+              <w:t xml:space="preserve">書類のN56セルを確認</w:t>
             </w:r>
           </w:p>
         </w:tc>
@@ -9923,7 +9923,7 @@
                 <w:sz w:val="19"/>
                 <w:szCs w:val="19"/>
               </w:rPr>
-              <w:t xml:space="preserve">ステータスが「見積書作成中」に戻る</w:t>
+              <w:t xml:space="preserve">入力したコメントが記載されている</w:t>
             </w:r>
           </w:p>
         </w:tc>
@@ -10016,7 +10016,7 @@
                 <w:sz w:val="19"/>
                 <w:szCs w:val="19"/>
               </w:rPr>
-              <w:t xml:space="preserve">C-14</w:t>
+              <w:t xml:space="preserve">C-13</w:t>
             </w:r>
           </w:p>
         </w:tc>
@@ -10066,7 +10066,7 @@
                 <w:sz w:val="19"/>
                 <w:szCs w:val="19"/>
               </w:rPr>
-              <w:t xml:space="preserve">差し戻しでロックされる</w:t>
+              <w:t xml:space="preserve">差し戻しできる</w:t>
             </w:r>
           </w:p>
         </w:tc>
@@ -10091,7 +10091,7 @@
                 <w:sz w:val="19"/>
                 <w:szCs w:val="19"/>
               </w:rPr>
-              <w:t xml:space="preserve">差し戻された書類のセルを編集してみる</w:t>
+              <w:t xml:space="preserve">承認権限アカウントで「差し戻し」→ コメント入力 → 実行</w:t>
             </w:r>
           </w:p>
         </w:tc>
@@ -10116,7 +10116,7 @@
                 <w:sz w:val="19"/>
                 <w:szCs w:val="19"/>
               </w:rPr>
-              <w:t xml:space="preserve">「保護されています」と表示され編集できない</w:t>
+              <w:t xml:space="preserve">ステータスが「見積書作成中」に戻る</w:t>
             </w:r>
           </w:p>
         </w:tc>
@@ -10208,7 +10208,7 @@
                 <w:sz w:val="19"/>
                 <w:szCs w:val="19"/>
               </w:rPr>
-              <w:t xml:space="preserve">C-15</w:t>
+              <w:t xml:space="preserve">C-14</w:t>
             </w:r>
           </w:p>
         </w:tc>
@@ -10260,7 +10260,7 @@
                 <w:sz w:val="19"/>
                 <w:szCs w:val="19"/>
               </w:rPr>
-              <w:t xml:space="preserve">完成ボタンが押せない</w:t>
+              <w:t xml:space="preserve">差し戻しでロックされる</w:t>
             </w:r>
           </w:p>
         </w:tc>
@@ -10286,7 +10286,7 @@
                 <w:sz w:val="19"/>
                 <w:szCs w:val="19"/>
               </w:rPr>
-              <w:t xml:space="preserve">サイドバーの「見積書完成」ボタンを確認</w:t>
+              <w:t xml:space="preserve">差し戻された書類のセルを編集してみる</w:t>
             </w:r>
           </w:p>
         </w:tc>
@@ -10312,7 +10312,7 @@
                 <w:sz w:val="19"/>
                 <w:szCs w:val="19"/>
               </w:rPr>
-              <w:t xml:space="preserve">非活性になっており、理由が表示される</w:t>
+              <w:t xml:space="preserve">「保護されています」と表示され編集できない</w:t>
             </w:r>
           </w:p>
         </w:tc>
@@ -10405,7 +10405,7 @@
                 <w:sz w:val="19"/>
                 <w:szCs w:val="19"/>
               </w:rPr>
-              <w:t xml:space="preserve">C-16</w:t>
+              <w:t xml:space="preserve">C-15</w:t>
             </w:r>
           </w:p>
         </w:tc>
@@ -10455,7 +10455,7 @@
                 <w:sz w:val="19"/>
                 <w:szCs w:val="19"/>
               </w:rPr>
-              <w:t xml:space="preserve">再作成ボタンが押せる</w:t>
+              <w:t xml:space="preserve">完成ボタンが押せない</w:t>
             </w:r>
           </w:p>
         </w:tc>
@@ -10480,7 +10480,7 @@
                 <w:sz w:val="19"/>
                 <w:szCs w:val="19"/>
               </w:rPr>
-              <w:t xml:space="preserve">サイドバーの「再作成」ボタンを確認</w:t>
+              <w:t xml:space="preserve">サイドバーの「見積書完成」ボタンを確認</w:t>
             </w:r>
           </w:p>
         </w:tc>
@@ -10505,7 +10505,7 @@
                 <w:sz w:val="19"/>
                 <w:szCs w:val="19"/>
               </w:rPr>
-              <w:t xml:space="preserve">活性になっている</w:t>
+              <w:t xml:space="preserve">非活性になっており、理由が表示される</w:t>
             </w:r>
           </w:p>
         </w:tc>
@@ -10597,7 +10597,7 @@
                 <w:sz w:val="19"/>
                 <w:szCs w:val="19"/>
               </w:rPr>
-              <w:t xml:space="preserve">C-17</w:t>
+              <w:t xml:space="preserve">C-16</w:t>
             </w:r>
           </w:p>
         </w:tc>
@@ -10623,7 +10623,7 @@
                 <w:sz w:val="19"/>
                 <w:szCs w:val="19"/>
               </w:rPr>
-              <w:t xml:space="preserve">再作成</w:t>
+              <w:t xml:space="preserve">差戻</w:t>
             </w:r>
           </w:p>
         </w:tc>
@@ -10649,7 +10649,7 @@
                 <w:sz w:val="19"/>
                 <w:szCs w:val="19"/>
               </w:rPr>
-              <w:t xml:space="preserve">同一ファイル内に複製される</w:t>
+              <w:t xml:space="preserve">再作成ボタンが押せる</w:t>
             </w:r>
           </w:p>
         </w:tc>
@@ -10675,7 +10675,7 @@
                 <w:sz w:val="19"/>
                 <w:szCs w:val="19"/>
               </w:rPr>
-              <w:t xml:space="preserve">サイドバー →「再作成」→ 書類を開く</w:t>
+              <w:t xml:space="preserve">サイドバーの「再作成」ボタンを確認</w:t>
             </w:r>
           </w:p>
         </w:tc>
@@ -10701,7 +10701,7 @@
                 <w:sz w:val="19"/>
                 <w:szCs w:val="19"/>
               </w:rPr>
-              <w:t xml:space="preserve">同じファイル内に「見積書_最新」シートが新規作成されている</w:t>
+              <w:t xml:space="preserve">活性になっている</w:t>
             </w:r>
           </w:p>
         </w:tc>
@@ -10794,7 +10794,7 @@
                 <w:sz w:val="19"/>
                 <w:szCs w:val="19"/>
               </w:rPr>
-              <w:t xml:space="preserve">C-18</w:t>
+              <w:t xml:space="preserve">C-17</w:t>
             </w:r>
           </w:p>
         </w:tc>
@@ -10844,7 +10844,7 @@
                 <w:sz w:val="19"/>
                 <w:szCs w:val="19"/>
               </w:rPr>
-              <w:t xml:space="preserve">旧版が退避されている</w:t>
+              <w:t xml:space="preserve">同一ファイル内に複製される</w:t>
             </w:r>
           </w:p>
         </w:tc>
@@ -10869,7 +10869,7 @@
                 <w:sz w:val="19"/>
                 <w:szCs w:val="19"/>
               </w:rPr>
-              <w:t xml:space="preserve">書類のシート見出しを確認</w:t>
+              <w:t xml:space="preserve">サイドバー →「再作成」→ 書類を開く</w:t>
             </w:r>
           </w:p>
         </w:tc>
@@ -10894,7 +10894,7 @@
                 <w:sz w:val="19"/>
                 <w:szCs w:val="19"/>
               </w:rPr>
-              <w:t xml:space="preserve">「見積書_v1_{日付}」シートが存在する</w:t>
+              <w:t xml:space="preserve">同じファイル内に「見積書_最新」シートが新規作成されている</w:t>
             </w:r>
           </w:p>
         </w:tc>
@@ -10986,7 +10986,7 @@
                 <w:sz w:val="19"/>
                 <w:szCs w:val="19"/>
               </w:rPr>
-              <w:t xml:space="preserve">C-19</w:t>
+              <w:t xml:space="preserve">C-18</w:t>
             </w:r>
           </w:p>
         </w:tc>
@@ -11038,7 +11038,7 @@
                 <w:sz w:val="19"/>
                 <w:szCs w:val="19"/>
               </w:rPr>
-              <w:t xml:space="preserve">旧版がロックされている</w:t>
+              <w:t xml:space="preserve">旧版が退避されている</w:t>
             </w:r>
           </w:p>
         </w:tc>
@@ -11064,7 +11064,7 @@
                 <w:sz w:val="19"/>
                 <w:szCs w:val="19"/>
               </w:rPr>
-              <w:t xml:space="preserve">旧版シートのセルを編集してみる</w:t>
+              <w:t xml:space="preserve">書類のシート見出しを確認</w:t>
             </w:r>
           </w:p>
         </w:tc>
@@ -11090,7 +11090,7 @@
                 <w:sz w:val="19"/>
                 <w:szCs w:val="19"/>
               </w:rPr>
-              <w:t xml:space="preserve">編集できない</w:t>
+              <w:t xml:space="preserve">「見積書_v1_{日付}」シートが存在する</w:t>
             </w:r>
           </w:p>
         </w:tc>
@@ -11183,7 +11183,7 @@
                 <w:sz w:val="19"/>
                 <w:szCs w:val="19"/>
               </w:rPr>
-              <w:t xml:space="preserve">C-20</w:t>
+              <w:t xml:space="preserve">C-19</w:t>
             </w:r>
           </w:p>
         </w:tc>
@@ -11233,7 +11233,7 @@
                 <w:sz w:val="19"/>
                 <w:szCs w:val="19"/>
               </w:rPr>
-              <w:t xml:space="preserve">URLが変わっていない</w:t>
+              <w:t xml:space="preserve">旧版がロックされている</w:t>
             </w:r>
           </w:p>
         </w:tc>
@@ -11258,7 +11258,7 @@
                 <w:sz w:val="19"/>
                 <w:szCs w:val="19"/>
               </w:rPr>
-              <w:t xml:space="preserve">案件シートのI列のリンクを確認</w:t>
+              <w:t xml:space="preserve">旧版シートのセルを編集してみる</w:t>
             </w:r>
           </w:p>
         </w:tc>
@@ -11283,7 +11283,7 @@
                 <w:sz w:val="19"/>
                 <w:szCs w:val="19"/>
               </w:rPr>
-              <w:t xml:space="preserve">再作成前と同じURLのままである</w:t>
+              <w:t xml:space="preserve">編集できない</w:t>
             </w:r>
           </w:p>
         </w:tc>
@@ -11375,7 +11375,7 @@
                 <w:sz w:val="19"/>
                 <w:szCs w:val="19"/>
               </w:rPr>
-              <w:t xml:space="preserve">C-21</w:t>
+              <w:t xml:space="preserve">C-20</w:t>
             </w:r>
           </w:p>
         </w:tc>
@@ -11427,7 +11427,7 @@
                 <w:sz w:val="19"/>
                 <w:szCs w:val="19"/>
               </w:rPr>
-              <w:t xml:space="preserve">新シートは編集できる</w:t>
+              <w:t xml:space="preserve">URLが変わっていない</w:t>
             </w:r>
           </w:p>
         </w:tc>
@@ -11453,7 +11453,7 @@
                 <w:sz w:val="19"/>
                 <w:szCs w:val="19"/>
               </w:rPr>
-              <w:t xml:space="preserve">「見積書_最新」シートのセルを編集</w:t>
+              <w:t xml:space="preserve">案件シートのI列のリンクを確認</w:t>
             </w:r>
           </w:p>
         </w:tc>
@@ -11479,7 +11479,7 @@
                 <w:sz w:val="19"/>
                 <w:szCs w:val="19"/>
               </w:rPr>
-              <w:t xml:space="preserve">編集できる</w:t>
+              <w:t xml:space="preserve">再作成前と同じURLのままである</w:t>
             </w:r>
           </w:p>
         </w:tc>
@@ -11572,7 +11572,7 @@
                 <w:sz w:val="19"/>
                 <w:szCs w:val="19"/>
               </w:rPr>
-              <w:t xml:space="preserve">C-22</w:t>
+              <w:t xml:space="preserve">C-21</w:t>
             </w:r>
           </w:p>
         </w:tc>
@@ -11597,7 +11597,7 @@
                 <w:sz w:val="19"/>
                 <w:szCs w:val="19"/>
               </w:rPr>
-              <w:t xml:space="preserve">承認</w:t>
+              <w:t xml:space="preserve">再作成</w:t>
             </w:r>
           </w:p>
         </w:tc>
@@ -11622,7 +11622,7 @@
                 <w:sz w:val="19"/>
                 <w:szCs w:val="19"/>
               </w:rPr>
-              <w:t xml:space="preserve">承認できる</w:t>
+              <w:t xml:space="preserve">新シートは編集できる</w:t>
             </w:r>
           </w:p>
         </w:tc>
@@ -11647,7 +11647,7 @@
                 <w:sz w:val="19"/>
                 <w:szCs w:val="19"/>
               </w:rPr>
-              <w:t xml:space="preserve">再度「見積書完成」→ 承認権限アカウントで「見積書承認」</w:t>
+              <w:t xml:space="preserve">「見積書_最新」シートのセルを編集</w:t>
             </w:r>
           </w:p>
         </w:tc>
@@ -11672,7 +11672,7 @@
                 <w:sz w:val="19"/>
                 <w:szCs w:val="19"/>
               </w:rPr>
-              <w:t xml:space="preserve">ステータスが「見積書承認済み」になる</w:t>
+              <w:t xml:space="preserve">編集できる</w:t>
             </w:r>
           </w:p>
         </w:tc>
@@ -11764,7 +11764,7 @@
                 <w:sz w:val="19"/>
                 <w:szCs w:val="19"/>
               </w:rPr>
-              <w:t xml:space="preserve">C-23</w:t>
+              <w:t xml:space="preserve">C-22</w:t>
             </w:r>
           </w:p>
         </w:tc>
@@ -11816,7 +11816,7 @@
                 <w:sz w:val="19"/>
                 <w:szCs w:val="19"/>
               </w:rPr>
-              <w:t xml:space="preserve">社印が押印される</w:t>
+              <w:t xml:space="preserve">承認できる</w:t>
             </w:r>
           </w:p>
         </w:tc>
@@ -11842,7 +11842,7 @@
                 <w:sz w:val="19"/>
                 <w:szCs w:val="19"/>
               </w:rPr>
-              <w:t xml:space="preserve">書類のG4セル付近を確認</w:t>
+              <w:t xml:space="preserve">再度「見積書完成」→ 承認権限アカウントで「見積書承認」</w:t>
             </w:r>
           </w:p>
         </w:tc>
@@ -11868,7 +11868,7 @@
                 <w:sz w:val="19"/>
                 <w:szCs w:val="19"/>
               </w:rPr>
-              <w:t xml:space="preserve">社印が正しい位置・サイズで押されている</w:t>
+              <w:t xml:space="preserve">ステータスが「見積書承認済み」になる</w:t>
             </w:r>
           </w:p>
         </w:tc>
@@ -11961,7 +11961,7 @@
                 <w:sz w:val="19"/>
                 <w:szCs w:val="19"/>
               </w:rPr>
-              <w:t xml:space="preserve">C-24</w:t>
+              <w:t xml:space="preserve">C-23</w:t>
             </w:r>
           </w:p>
         </w:tc>
@@ -12011,7 +12011,7 @@
                 <w:sz w:val="19"/>
                 <w:szCs w:val="19"/>
               </w:rPr>
-              <w:t xml:space="preserve">承認者が記録される</w:t>
+              <w:t xml:space="preserve">社印が押印される</w:t>
             </w:r>
           </w:p>
         </w:tc>
@@ -12036,7 +12036,7 @@
                 <w:sz w:val="19"/>
                 <w:szCs w:val="19"/>
               </w:rPr>
-              <w:t xml:space="preserve">書類のK57・L57セルと案件シートのQ・R列を確認</w:t>
+              <w:t xml:space="preserve">書類のG4セル付近を確認</w:t>
             </w:r>
           </w:p>
         </w:tc>
@@ -12061,7 +12061,7 @@
                 <w:sz w:val="19"/>
                 <w:szCs w:val="19"/>
               </w:rPr>
-              <w:t xml:space="preserve">承認者名と日時が記録されている</w:t>
+              <w:t xml:space="preserve">社印が正しい位置・サイズで押されている</w:t>
             </w:r>
           </w:p>
         </w:tc>
@@ -12153,7 +12153,7 @@
                 <w:sz w:val="19"/>
                 <w:szCs w:val="19"/>
               </w:rPr>
-              <w:t xml:space="preserve">C-25</w:t>
+              <w:t xml:space="preserve">C-24</w:t>
             </w:r>
           </w:p>
         </w:tc>
@@ -12205,7 +12205,7 @@
                 <w:sz w:val="19"/>
                 <w:szCs w:val="19"/>
               </w:rPr>
-              <w:t xml:space="preserve">承認でロックされる</w:t>
+              <w:t xml:space="preserve">承認者が記録される</w:t>
             </w:r>
           </w:p>
         </w:tc>
@@ -12231,7 +12231,7 @@
                 <w:sz w:val="19"/>
                 <w:szCs w:val="19"/>
               </w:rPr>
-              <w:t xml:space="preserve">承認済みシートのセルを編集してみる</w:t>
+              <w:t xml:space="preserve">書類のK57・L57セルと案件シートのQ・R列を確認</w:t>
             </w:r>
           </w:p>
         </w:tc>
@@ -12257,7 +12257,7 @@
                 <w:sz w:val="19"/>
                 <w:szCs w:val="19"/>
               </w:rPr>
-              <w:t xml:space="preserve">編集できない</w:t>
+              <w:t xml:space="preserve">承認者名と日時が記録されている</w:t>
             </w:r>
           </w:p>
         </w:tc>
@@ -12350,6 +12350,198 @@
                 <w:sz w:val="19"/>
                 <w:szCs w:val="19"/>
               </w:rPr>
+              <w:t xml:space="preserve">C-25</w:t>
+            </w:r>
+          </w:p>
+        </w:tc>
+        <w:tc>
+          <w:tcPr>
+            <w:tcW w:type="dxa" w:w="1100"/>
+            <w:tcMar>
+              <w:top w:type="dxa" w:w="80"/>
+              <w:left w:type="dxa" w:w="110"/>
+              <w:bottom w:type="dxa" w:w="80"/>
+              <w:right w:type="dxa" w:w="110"/>
+            </w:tcMar>
+          </w:tcPr>
+          <w:p>
+            <w:pPr>
+              <w:spacing w:after="0"/>
+            </w:pPr>
+            <w:r>
+              <w:rPr>
+                <w:b w:val="false"/>
+                <w:bCs w:val="false"/>
+                <w:sz w:val="19"/>
+                <w:szCs w:val="19"/>
+              </w:rPr>
+              <w:t xml:space="preserve">承認</w:t>
+            </w:r>
+          </w:p>
+        </w:tc>
+        <w:tc>
+          <w:tcPr>
+            <w:tcW w:type="dxa" w:w="2400"/>
+            <w:tcMar>
+              <w:top w:type="dxa" w:w="80"/>
+              <w:left w:type="dxa" w:w="110"/>
+              <w:bottom w:type="dxa" w:w="80"/>
+              <w:right w:type="dxa" w:w="110"/>
+            </w:tcMar>
+          </w:tcPr>
+          <w:p>
+            <w:pPr>
+              <w:spacing w:after="0"/>
+            </w:pPr>
+            <w:r>
+              <w:rPr>
+                <w:b w:val="false"/>
+                <w:bCs w:val="false"/>
+                <w:sz w:val="19"/>
+                <w:szCs w:val="19"/>
+              </w:rPr>
+              <w:t xml:space="preserve">承認でロックされる</w:t>
+            </w:r>
+          </w:p>
+        </w:tc>
+        <w:tc>
+          <w:tcPr>
+            <w:tcW w:type="dxa" w:w="3400"/>
+            <w:tcMar>
+              <w:top w:type="dxa" w:w="80"/>
+              <w:left w:type="dxa" w:w="110"/>
+              <w:bottom w:type="dxa" w:w="80"/>
+              <w:right w:type="dxa" w:w="110"/>
+            </w:tcMar>
+          </w:tcPr>
+          <w:p>
+            <w:pPr>
+              <w:spacing w:after="0"/>
+            </w:pPr>
+            <w:r>
+              <w:rPr>
+                <w:b w:val="false"/>
+                <w:bCs w:val="false"/>
+                <w:sz w:val="19"/>
+                <w:szCs w:val="19"/>
+              </w:rPr>
+              <w:t xml:space="preserve">承認済みシートのセルを編集してみる</w:t>
+            </w:r>
+          </w:p>
+        </w:tc>
+        <w:tc>
+          <w:tcPr>
+            <w:tcW w:type="dxa" w:w="3800"/>
+            <w:tcMar>
+              <w:top w:type="dxa" w:w="80"/>
+              <w:left w:type="dxa" w:w="110"/>
+              <w:bottom w:type="dxa" w:w="80"/>
+              <w:right w:type="dxa" w:w="110"/>
+            </w:tcMar>
+          </w:tcPr>
+          <w:p>
+            <w:pPr>
+              <w:spacing w:after="0"/>
+            </w:pPr>
+            <w:r>
+              <w:rPr>
+                <w:b w:val="false"/>
+                <w:bCs w:val="false"/>
+                <w:sz w:val="19"/>
+                <w:szCs w:val="19"/>
+              </w:rPr>
+              <w:t xml:space="preserve">編集できない</w:t>
+            </w:r>
+          </w:p>
+        </w:tc>
+        <w:tc>
+          <w:tcPr>
+            <w:tcW w:type="dxa" w:w="1200"/>
+            <w:tcMar>
+              <w:top w:type="dxa" w:w="80"/>
+              <w:left w:type="dxa" w:w="110"/>
+              <w:bottom w:type="dxa" w:w="80"/>
+              <w:right w:type="dxa" w:w="110"/>
+            </w:tcMar>
+          </w:tcPr>
+          <w:p>
+            <w:pPr>
+              <w:spacing w:after="0"/>
+            </w:pPr>
+            <w:r>
+              <w:rPr>
+                <w:b w:val="false"/>
+                <w:bCs w:val="false"/>
+                <w:sz w:val="19"/>
+                <w:szCs w:val="19"/>
+              </w:rPr>
+              <w:t xml:space="preserve">□ OK</w:t>
+            </w:r>
+          </w:p>
+          <w:p>
+            <w:pPr>
+              <w:spacing w:after="0"/>
+            </w:pPr>
+            <w:r>
+              <w:rPr>
+                <w:b w:val="false"/>
+                <w:bCs w:val="false"/>
+                <w:sz w:val="19"/>
+                <w:szCs w:val="19"/>
+              </w:rPr>
+              <w:t xml:space="preserve">□ NG</w:t>
+            </w:r>
+          </w:p>
+        </w:tc>
+        <w:tc>
+          <w:tcPr>
+            <w:tcW w:type="dxa" w:w="2200"/>
+            <w:tcMar>
+              <w:top w:type="dxa" w:w="80"/>
+              <w:left w:type="dxa" w:w="110"/>
+              <w:bottom w:type="dxa" w:w="80"/>
+              <w:right w:type="dxa" w:w="110"/>
+            </w:tcMar>
+          </w:tcPr>
+          <w:p>
+            <w:pPr>
+              <w:spacing w:after="0"/>
+            </w:pPr>
+            <w:r>
+              <w:rPr>
+                <w:b w:val="false"/>
+                <w:bCs w:val="false"/>
+                <w:sz w:val="19"/>
+                <w:szCs w:val="19"/>
+              </w:rPr>
+              <w:t xml:space="preserve"/>
+            </w:r>
+          </w:p>
+        </w:tc>
+      </w:tr>
+      <w:tr>
+        <w:tc>
+          <w:tcPr>
+            <w:tcW w:type="dxa" w:w="500"/>
+            <w:shd w:fill="F5F7FA" w:val="clear"/>
+            <w:tcMar>
+              <w:top w:type="dxa" w:w="80"/>
+              <w:left w:type="dxa" w:w="110"/>
+              <w:bottom w:type="dxa" w:w="80"/>
+              <w:right w:type="dxa" w:w="110"/>
+            </w:tcMar>
+          </w:tcPr>
+          <w:p>
+            <w:pPr>
+              <w:spacing w:after="0"/>
+            </w:pPr>
+            <w:r>
+              <w:rPr>
+                <w:b w:val="false"/>
+                <w:bCs w:val="false"/>
+                <w:sz w:val="19"/>
+                <w:szCs w:val="19"/>
+              </w:rPr>
               <w:t xml:space="preserve">C-25b</w:t>
             </w:r>
           </w:p>
@@ -12357,6 +12549,7 @@
         <w:tc>
           <w:tcPr>
             <w:tcW w:type="dxa" w:w="1100"/>
+            <w:shd w:fill="F5F7FA" w:val="clear"/>
             <w:tcMar>
               <w:top w:type="dxa" w:w="80"/>
               <w:left w:type="dxa" w:w="110"/>
@@ -12382,6 +12575,7 @@
         <w:tc>
           <w:tcPr>
             <w:tcW w:type="dxa" w:w="2400"/>
+            <w:shd w:fill="F5F7FA" w:val="clear"/>
             <w:tcMar>
               <w:top w:type="dxa" w:w="80"/>
               <w:left w:type="dxa" w:w="110"/>
@@ -12407,31 +12601,33 @@
         <w:tc>
           <w:tcPr>
             <w:tcW w:type="dxa" w:w="3400"/>
-            <w:tcMar>
-              <w:top w:type="dxa" w:w="80"/>
-              <w:left w:type="dxa" w:w="110"/>
-              <w:bottom w:type="dxa" w:w="80"/>
-              <w:right w:type="dxa" w:w="110"/>
-            </w:tcMar>
-          </w:tcPr>
-          <w:p>
-            <w:pPr>
-              <w:spacing w:after="0"/>
-            </w:pPr>
-            <w:r>
-              <w:rPr>
-                <w:b w:val="false"/>
-                <w:bCs w:val="false"/>
-                <w:sz w:val="19"/>
-                <w:szCs w:val="19"/>
-              </w:rPr>
-              <w:t xml:space="preserve">承認済みシートのJ21:O54の範囲を編集してみる</w:t>
+            <w:shd w:fill="F5F7FA" w:val="clear"/>
+            <w:tcMar>
+              <w:top w:type="dxa" w:w="80"/>
+              <w:left w:type="dxa" w:w="110"/>
+              <w:bottom w:type="dxa" w:w="80"/>
+              <w:right w:type="dxa" w:w="110"/>
+            </w:tcMar>
+          </w:tcPr>
+          <w:p>
+            <w:pPr>
+              <w:spacing w:after="0"/>
+            </w:pPr>
+            <w:r>
+              <w:rPr>
+                <w:b w:val="false"/>
+                <w:bCs w:val="false"/>
+                <w:sz w:val="19"/>
+                <w:szCs w:val="19"/>
+              </w:rPr>
+              <w:t xml:space="preserve">承認済みシートのJ22:O47とN53を編集してみる</w:t>
             </w:r>
           </w:p>
         </w:tc>
         <w:tc>
           <w:tcPr>
             <w:tcW w:type="dxa" w:w="3800"/>
+            <w:shd w:fill="F5F7FA" w:val="clear"/>
             <w:tcMar>
               <w:top w:type="dxa" w:w="80"/>
               <w:left w:type="dxa" w:w="110"/>
@@ -12451,6 +12647,199 @@
                 <w:szCs w:val="19"/>
               </w:rPr>
               <w:t xml:space="preserve">警告が出ず編集できる</w:t>
+            </w:r>
+          </w:p>
+        </w:tc>
+        <w:tc>
+          <w:tcPr>
+            <w:tcW w:type="dxa" w:w="1200"/>
+            <w:shd w:fill="F5F7FA" w:val="clear"/>
+            <w:tcMar>
+              <w:top w:type="dxa" w:w="80"/>
+              <w:left w:type="dxa" w:w="110"/>
+              <w:bottom w:type="dxa" w:w="80"/>
+              <w:right w:type="dxa" w:w="110"/>
+            </w:tcMar>
+          </w:tcPr>
+          <w:p>
+            <w:pPr>
+              <w:spacing w:after="0"/>
+            </w:pPr>
+            <w:r>
+              <w:rPr>
+                <w:b w:val="false"/>
+                <w:bCs w:val="false"/>
+                <w:sz w:val="19"/>
+                <w:szCs w:val="19"/>
+              </w:rPr>
+              <w:t xml:space="preserve">□ OK</w:t>
+            </w:r>
+          </w:p>
+          <w:p>
+            <w:pPr>
+              <w:spacing w:after="0"/>
+            </w:pPr>
+            <w:r>
+              <w:rPr>
+                <w:b w:val="false"/>
+                <w:bCs w:val="false"/>
+                <w:sz w:val="19"/>
+                <w:szCs w:val="19"/>
+              </w:rPr>
+              <w:t xml:space="preserve">□ NG</w:t>
+            </w:r>
+          </w:p>
+        </w:tc>
+        <w:tc>
+          <w:tcPr>
+            <w:tcW w:type="dxa" w:w="2200"/>
+            <w:shd w:fill="F5F7FA" w:val="clear"/>
+            <w:tcMar>
+              <w:top w:type="dxa" w:w="80"/>
+              <w:left w:type="dxa" w:w="110"/>
+              <w:bottom w:type="dxa" w:w="80"/>
+              <w:right w:type="dxa" w:w="110"/>
+            </w:tcMar>
+          </w:tcPr>
+          <w:p>
+            <w:pPr>
+              <w:spacing w:after="0"/>
+            </w:pPr>
+            <w:r>
+              <w:rPr>
+                <w:b w:val="false"/>
+                <w:bCs w:val="false"/>
+                <w:sz w:val="19"/>
+                <w:szCs w:val="19"/>
+              </w:rPr>
+              <w:t xml:space="preserve"/>
+            </w:r>
+          </w:p>
+        </w:tc>
+      </w:tr>
+      <w:tr>
+        <w:tc>
+          <w:tcPr>
+            <w:tcW w:type="dxa" w:w="500"/>
+            <w:tcMar>
+              <w:top w:type="dxa" w:w="80"/>
+              <w:left w:type="dxa" w:w="110"/>
+              <w:bottom w:type="dxa" w:w="80"/>
+              <w:right w:type="dxa" w:w="110"/>
+            </w:tcMar>
+          </w:tcPr>
+          <w:p>
+            <w:pPr>
+              <w:spacing w:after="0"/>
+            </w:pPr>
+            <w:r>
+              <w:rPr>
+                <w:b w:val="false"/>
+                <w:bCs w:val="false"/>
+                <w:sz w:val="19"/>
+                <w:szCs w:val="19"/>
+              </w:rPr>
+              <w:t xml:space="preserve">C-25b2</w:t>
+            </w:r>
+          </w:p>
+        </w:tc>
+        <w:tc>
+          <w:tcPr>
+            <w:tcW w:type="dxa" w:w="1100"/>
+            <w:tcMar>
+              <w:top w:type="dxa" w:w="80"/>
+              <w:left w:type="dxa" w:w="110"/>
+              <w:bottom w:type="dxa" w:w="80"/>
+              <w:right w:type="dxa" w:w="110"/>
+            </w:tcMar>
+          </w:tcPr>
+          <w:p>
+            <w:pPr>
+              <w:spacing w:after="0"/>
+            </w:pPr>
+            <w:r>
+              <w:rPr>
+                <w:b w:val="false"/>
+                <w:bCs w:val="false"/>
+                <w:sz w:val="19"/>
+                <w:szCs w:val="19"/>
+              </w:rPr>
+              <w:t xml:space="preserve">ロック</w:t>
+            </w:r>
+          </w:p>
+        </w:tc>
+        <w:tc>
+          <w:tcPr>
+            <w:tcW w:type="dxa" w:w="2400"/>
+            <w:tcMar>
+              <w:top w:type="dxa" w:w="80"/>
+              <w:left w:type="dxa" w:w="110"/>
+              <w:bottom w:type="dxa" w:w="80"/>
+              <w:right w:type="dxa" w:w="110"/>
+            </w:tcMar>
+          </w:tcPr>
+          <w:p>
+            <w:pPr>
+              <w:spacing w:after="0"/>
+            </w:pPr>
+            <w:r>
+              <w:rPr>
+                <w:b w:val="false"/>
+                <w:bCs w:val="false"/>
+                <w:sz w:val="19"/>
+                <w:szCs w:val="19"/>
+              </w:rPr>
+              <w:t xml:space="preserve">旧版は全体がロックされる</w:t>
+            </w:r>
+          </w:p>
+        </w:tc>
+        <w:tc>
+          <w:tcPr>
+            <w:tcW w:type="dxa" w:w="3400"/>
+            <w:tcMar>
+              <w:top w:type="dxa" w:w="80"/>
+              <w:left w:type="dxa" w:w="110"/>
+              <w:bottom w:type="dxa" w:w="80"/>
+              <w:right w:type="dxa" w:w="110"/>
+            </w:tcMar>
+          </w:tcPr>
+          <w:p>
+            <w:pPr>
+              <w:spacing w:after="0"/>
+            </w:pPr>
+            <w:r>
+              <w:rPr>
+                <w:b w:val="false"/>
+                <w:bCs w:val="false"/>
+                <w:sz w:val="19"/>
+                <w:szCs w:val="19"/>
+              </w:rPr>
+              <w:t xml:space="preserve">差し戻された書類と、再作成で退避された旧版シートのJ22:O47を編集</w:t>
+            </w:r>
+          </w:p>
+        </w:tc>
+        <w:tc>
+          <w:tcPr>
+            <w:tcW w:type="dxa" w:w="3800"/>
+            <w:tcMar>
+              <w:top w:type="dxa" w:w="80"/>
+              <w:left w:type="dxa" w:w="110"/>
+              <w:bottom w:type="dxa" w:w="80"/>
+              <w:right w:type="dxa" w:w="110"/>
+            </w:tcMar>
+          </w:tcPr>
+          <w:p>
+            <w:pPr>
+              <w:spacing w:after="0"/>
+            </w:pPr>
+            <w:r>
+              <w:rPr>
+                <w:b w:val="false"/>
+                <w:bCs w:val="false"/>
+                <w:sz w:val="19"/>
+                <w:szCs w:val="19"/>
+              </w:rPr>
+              <w:t xml:space="preserve">いずれも編集できない（作業用エリアも含めて全体が保護される）</w:t>
             </w:r>
           </w:p>
         </w:tc>

--- a/docs/ユーザーテスト_チェックリスト_v2.3.docx
+++ b/docs/ユーザーテスト_チェックリスト_v2.3.docx
@@ -29971,7 +29971,7 @@
                 <w:sz w:val="19"/>
                 <w:szCs w:val="19"/>
               </w:rPr>
-              <w:t xml:space="preserve">メニュー →「過去期のデータをアーカイブする」</w:t>
+              <w:t xml:space="preserve">管理者用メニュー →「過去期のデータをアーカイブする」</w:t>
             </w:r>
           </w:p>
         </w:tc>
@@ -30140,7 +30140,7 @@
                 <w:sz w:val="19"/>
                 <w:szCs w:val="19"/>
               </w:rPr>
-              <w:t xml:space="preserve">残案件がある場合に警告される</w:t>
+              <w:t xml:space="preserve">手動実行は猶予を待たない旨が出る</w:t>
             </w:r>
           </w:p>
         </w:tc>
@@ -30166,7 +30166,7 @@
                 <w:sz w:val="19"/>
                 <w:szCs w:val="19"/>
               </w:rPr>
-              <w:t xml:space="preserve">（過去期のシートがある場合）同メニューを実行</w:t>
+              <w:t xml:space="preserve">J-7の確認ダイアログを読む</w:t>
             </w:r>
           </w:p>
         </w:tc>
@@ -30192,7 +30192,7 @@
                 <w:sz w:val="19"/>
                 <w:szCs w:val="19"/>
               </w:rPr>
-              <w:t xml:space="preserve">確認ダイアログに残案件数と注意文が表示される</w:t>
+              <w:t xml:space="preserve">「自動アーカイブは全案件完了から1日後」「手動は今すぐ実行」と表示される</w:t>
             </w:r>
           </w:p>
         </w:tc>
@@ -30285,6 +30285,198 @@
                 <w:sz w:val="19"/>
                 <w:szCs w:val="19"/>
               </w:rPr>
+              <w:t xml:space="preserve">J-8</w:t>
+            </w:r>
+          </w:p>
+        </w:tc>
+        <w:tc>
+          <w:tcPr>
+            <w:tcW w:type="dxa" w:w="1100"/>
+            <w:tcMar>
+              <w:top w:type="dxa" w:w="80"/>
+              <w:left w:type="dxa" w:w="110"/>
+              <w:bottom w:type="dxa" w:w="80"/>
+              <w:right w:type="dxa" w:w="110"/>
+            </w:tcMar>
+          </w:tcPr>
+          <w:p>
+            <w:pPr>
+              <w:spacing w:after="0"/>
+            </w:pPr>
+            <w:r>
+              <w:rPr>
+                <w:b w:val="false"/>
+                <w:bCs w:val="false"/>
+                <w:sz w:val="19"/>
+                <w:szCs w:val="19"/>
+              </w:rPr>
+              <w:t xml:space="preserve">AR</w:t>
+            </w:r>
+          </w:p>
+        </w:tc>
+        <w:tc>
+          <w:tcPr>
+            <w:tcW w:type="dxa" w:w="2400"/>
+            <w:tcMar>
+              <w:top w:type="dxa" w:w="80"/>
+              <w:left w:type="dxa" w:w="110"/>
+              <w:bottom w:type="dxa" w:w="80"/>
+              <w:right w:type="dxa" w:w="110"/>
+            </w:tcMar>
+          </w:tcPr>
+          <w:p>
+            <w:pPr>
+              <w:spacing w:after="0"/>
+            </w:pPr>
+            <w:r>
+              <w:rPr>
+                <w:b w:val="false"/>
+                <w:bCs w:val="false"/>
+                <w:sz w:val="19"/>
+                <w:szCs w:val="19"/>
+              </w:rPr>
+              <w:t xml:space="preserve">残案件がある場合に警告される</w:t>
+            </w:r>
+          </w:p>
+        </w:tc>
+        <w:tc>
+          <w:tcPr>
+            <w:tcW w:type="dxa" w:w="3400"/>
+            <w:tcMar>
+              <w:top w:type="dxa" w:w="80"/>
+              <w:left w:type="dxa" w:w="110"/>
+              <w:bottom w:type="dxa" w:w="80"/>
+              <w:right w:type="dxa" w:w="110"/>
+            </w:tcMar>
+          </w:tcPr>
+          <w:p>
+            <w:pPr>
+              <w:spacing w:after="0"/>
+            </w:pPr>
+            <w:r>
+              <w:rPr>
+                <w:b w:val="false"/>
+                <w:bCs w:val="false"/>
+                <w:sz w:val="19"/>
+                <w:szCs w:val="19"/>
+              </w:rPr>
+              <w:t xml:space="preserve">（過去期のシートがある場合）同メニューを実行</w:t>
+            </w:r>
+          </w:p>
+        </w:tc>
+        <w:tc>
+          <w:tcPr>
+            <w:tcW w:type="dxa" w:w="3800"/>
+            <w:tcMar>
+              <w:top w:type="dxa" w:w="80"/>
+              <w:left w:type="dxa" w:w="110"/>
+              <w:bottom w:type="dxa" w:w="80"/>
+              <w:right w:type="dxa" w:w="110"/>
+            </w:tcMar>
+          </w:tcPr>
+          <w:p>
+            <w:pPr>
+              <w:spacing w:after="0"/>
+            </w:pPr>
+            <w:r>
+              <w:rPr>
+                <w:b w:val="false"/>
+                <w:bCs w:val="false"/>
+                <w:sz w:val="19"/>
+                <w:szCs w:val="19"/>
+              </w:rPr>
+              <w:t xml:space="preserve">確認ダイアログに残案件数と注意文が表示される</w:t>
+            </w:r>
+          </w:p>
+        </w:tc>
+        <w:tc>
+          <w:tcPr>
+            <w:tcW w:type="dxa" w:w="1200"/>
+            <w:tcMar>
+              <w:top w:type="dxa" w:w="80"/>
+              <w:left w:type="dxa" w:w="110"/>
+              <w:bottom w:type="dxa" w:w="80"/>
+              <w:right w:type="dxa" w:w="110"/>
+            </w:tcMar>
+          </w:tcPr>
+          <w:p>
+            <w:pPr>
+              <w:spacing w:after="0"/>
+            </w:pPr>
+            <w:r>
+              <w:rPr>
+                <w:b w:val="false"/>
+                <w:bCs w:val="false"/>
+                <w:sz w:val="19"/>
+                <w:szCs w:val="19"/>
+              </w:rPr>
+              <w:t xml:space="preserve">□ OK</w:t>
+            </w:r>
+          </w:p>
+          <w:p>
+            <w:pPr>
+              <w:spacing w:after="0"/>
+            </w:pPr>
+            <w:r>
+              <w:rPr>
+                <w:b w:val="false"/>
+                <w:bCs w:val="false"/>
+                <w:sz w:val="19"/>
+                <w:szCs w:val="19"/>
+              </w:rPr>
+              <w:t xml:space="preserve">□ NG</w:t>
+            </w:r>
+          </w:p>
+        </w:tc>
+        <w:tc>
+          <w:tcPr>
+            <w:tcW w:type="dxa" w:w="2200"/>
+            <w:tcMar>
+              <w:top w:type="dxa" w:w="80"/>
+              <w:left w:type="dxa" w:w="110"/>
+              <w:bottom w:type="dxa" w:w="80"/>
+              <w:right w:type="dxa" w:w="110"/>
+            </w:tcMar>
+          </w:tcPr>
+          <w:p>
+            <w:pPr>
+              <w:spacing w:after="0"/>
+            </w:pPr>
+            <w:r>
+              <w:rPr>
+                <w:b w:val="false"/>
+                <w:bCs w:val="false"/>
+                <w:sz w:val="19"/>
+                <w:szCs w:val="19"/>
+              </w:rPr>
+              <w:t xml:space="preserve"/>
+            </w:r>
+          </w:p>
+        </w:tc>
+      </w:tr>
+      <w:tr>
+        <w:tc>
+          <w:tcPr>
+            <w:tcW w:type="dxa" w:w="500"/>
+            <w:shd w:fill="F5F7FA" w:val="clear"/>
+            <w:tcMar>
+              <w:top w:type="dxa" w:w="80"/>
+              <w:left w:type="dxa" w:w="110"/>
+              <w:bottom w:type="dxa" w:w="80"/>
+              <w:right w:type="dxa" w:w="110"/>
+            </w:tcMar>
+          </w:tcPr>
+          <w:p>
+            <w:pPr>
+              <w:spacing w:after="0"/>
+            </w:pPr>
+            <w:r>
+              <w:rPr>
+                <w:b w:val="false"/>
+                <w:bCs w:val="false"/>
+                <w:sz w:val="19"/>
+                <w:szCs w:val="19"/>
+              </w:rPr>
               <w:t xml:space="preserve">J-9</w:t>
             </w:r>
           </w:p>
@@ -30292,6 +30484,7 @@
         <w:tc>
           <w:tcPr>
             <w:tcW w:type="dxa" w:w="1100"/>
+            <w:shd w:fill="F5F7FA" w:val="clear"/>
             <w:tcMar>
               <w:top w:type="dxa" w:w="80"/>
               <w:left w:type="dxa" w:w="110"/>
@@ -30317,6 +30510,7 @@
         <w:tc>
           <w:tcPr>
             <w:tcW w:type="dxa" w:w="2400"/>
+            <w:shd w:fill="F5F7FA" w:val="clear"/>
             <w:tcMar>
               <w:top w:type="dxa" w:w="80"/>
               <w:left w:type="dxa" w:w="110"/>
@@ -30342,6 +30536,7 @@
         <w:tc>
           <w:tcPr>
             <w:tcW w:type="dxa" w:w="3400"/>
+            <w:shd w:fill="F5F7FA" w:val="clear"/>
             <w:tcMar>
               <w:top w:type="dxa" w:w="80"/>
               <w:left w:type="dxa" w:w="110"/>
@@ -30367,6 +30562,7 @@
         <w:tc>
           <w:tcPr>
             <w:tcW w:type="dxa" w:w="3800"/>
+            <w:shd w:fill="F5F7FA" w:val="clear"/>
             <w:tcMar>
               <w:top w:type="dxa" w:w="80"/>
               <w:left w:type="dxa" w:w="110"/>
@@ -30392,6 +30588,7 @@
         <w:tc>
           <w:tcPr>
             <w:tcW w:type="dxa" w:w="1200"/>
+            <w:shd w:fill="F5F7FA" w:val="clear"/>
             <w:tcMar>
               <w:top w:type="dxa" w:w="80"/>
               <w:left w:type="dxa" w:w="110"/>
@@ -30431,6 +30628,7 @@
         <w:tc>
           <w:tcPr>
             <w:tcW w:type="dxa" w:w="2200"/>
+            <w:shd w:fill="F5F7FA" w:val="clear"/>
             <w:tcMar>
               <w:top w:type="dxa" w:w="80"/>
               <w:left w:type="dxa" w:w="110"/>

--- a/docs/ユーザーテスト_チェックリスト_v2.3.docx
+++ b/docs/ユーザーテスト_チェックリスト_v2.3.docx
@@ -11375,7 +11375,7 @@
                 <w:sz w:val="19"/>
                 <w:szCs w:val="19"/>
               </w:rPr>
-              <w:t xml:space="preserve">C-20</w:t>
+              <w:t xml:space="preserve">C-19b</w:t>
             </w:r>
           </w:p>
         </w:tc>
@@ -11427,7 +11427,7 @@
                 <w:sz w:val="19"/>
                 <w:szCs w:val="19"/>
               </w:rPr>
-              <w:t xml:space="preserve">URLが変わっていない</w:t>
+              <w:t xml:space="preserve">旧版から社印が外れる</w:t>
             </w:r>
           </w:p>
         </w:tc>
@@ -11453,7 +11453,7 @@
                 <w:sz w:val="19"/>
                 <w:szCs w:val="19"/>
               </w:rPr>
-              <w:t xml:space="preserve">案件シートのI列のリンクを確認</w:t>
+              <w:t xml:space="preserve">承認済みの書類を再作成し、旧版シートのG4付近を確認</w:t>
             </w:r>
           </w:p>
         </w:tc>
@@ -11479,7 +11479,7 @@
                 <w:sz w:val="19"/>
                 <w:szCs w:val="19"/>
               </w:rPr>
-              <w:t xml:space="preserve">再作成前と同じURLのままである</w:t>
+              <w:t xml:space="preserve">社印が除去されている</w:t>
             </w:r>
           </w:p>
         </w:tc>
@@ -11572,7 +11572,7 @@
                 <w:sz w:val="19"/>
                 <w:szCs w:val="19"/>
               </w:rPr>
-              <w:t xml:space="preserve">C-21</w:t>
+              <w:t xml:space="preserve">C-19c</w:t>
             </w:r>
           </w:p>
         </w:tc>
@@ -11597,7 +11597,7 @@
                 <w:sz w:val="19"/>
                 <w:szCs w:val="19"/>
               </w:rPr>
-              <w:t xml:space="preserve">再作成</w:t>
+              <w:t xml:space="preserve">PDF</w:t>
             </w:r>
           </w:p>
         </w:tc>
@@ -11622,7 +11622,7 @@
                 <w:sz w:val="19"/>
                 <w:szCs w:val="19"/>
               </w:rPr>
-              <w:t xml:space="preserve">新シートは編集できる</w:t>
+              <w:t xml:space="preserve">再作成で古いPDFが消える</w:t>
             </w:r>
           </w:p>
         </w:tc>
@@ -11647,7 +11647,7 @@
                 <w:sz w:val="19"/>
                 <w:szCs w:val="19"/>
               </w:rPr>
-              <w:t xml:space="preserve">「見積書_最新」シートのセルを編集</w:t>
+              <w:t xml:space="preserve">PDF出力済みの書類を再作成 → 案件フォルダを確認</w:t>
             </w:r>
           </w:p>
         </w:tc>
@@ -11672,7 +11672,7 @@
                 <w:sz w:val="19"/>
                 <w:szCs w:val="19"/>
               </w:rPr>
-              <w:t xml:space="preserve">編集できる</w:t>
+              <w:t xml:space="preserve">PDFが削除され、案件シートのJ列（出力リンク）も空になっている</w:t>
             </w:r>
           </w:p>
         </w:tc>
@@ -11764,7 +11764,7 @@
                 <w:sz w:val="19"/>
                 <w:szCs w:val="19"/>
               </w:rPr>
-              <w:t xml:space="preserve">C-22</w:t>
+              <w:t xml:space="preserve">C-20</w:t>
             </w:r>
           </w:p>
         </w:tc>
@@ -11790,7 +11790,7 @@
                 <w:sz w:val="19"/>
                 <w:szCs w:val="19"/>
               </w:rPr>
-              <w:t xml:space="preserve">承認</w:t>
+              <w:t xml:space="preserve">再作成</w:t>
             </w:r>
           </w:p>
         </w:tc>
@@ -11816,7 +11816,7 @@
                 <w:sz w:val="19"/>
                 <w:szCs w:val="19"/>
               </w:rPr>
-              <w:t xml:space="preserve">承認できる</w:t>
+              <w:t xml:space="preserve">URLが変わっていない</w:t>
             </w:r>
           </w:p>
         </w:tc>
@@ -11842,7 +11842,7 @@
                 <w:sz w:val="19"/>
                 <w:szCs w:val="19"/>
               </w:rPr>
-              <w:t xml:space="preserve">再度「見積書完成」→ 承認権限アカウントで「見積書承認」</w:t>
+              <w:t xml:space="preserve">案件シートのI列のリンクを確認</w:t>
             </w:r>
           </w:p>
         </w:tc>
@@ -11868,7 +11868,7 @@
                 <w:sz w:val="19"/>
                 <w:szCs w:val="19"/>
               </w:rPr>
-              <w:t xml:space="preserve">ステータスが「見積書承認済み」になる</w:t>
+              <w:t xml:space="preserve">再作成前と同じURLのままである</w:t>
             </w:r>
           </w:p>
         </w:tc>
@@ -11961,7 +11961,7 @@
                 <w:sz w:val="19"/>
                 <w:szCs w:val="19"/>
               </w:rPr>
-              <w:t xml:space="preserve">C-23</w:t>
+              <w:t xml:space="preserve">C-21</w:t>
             </w:r>
           </w:p>
         </w:tc>
@@ -11986,7 +11986,7 @@
                 <w:sz w:val="19"/>
                 <w:szCs w:val="19"/>
               </w:rPr>
-              <w:t xml:space="preserve">承認</w:t>
+              <w:t xml:space="preserve">再作成</w:t>
             </w:r>
           </w:p>
         </w:tc>
@@ -12011,7 +12011,7 @@
                 <w:sz w:val="19"/>
                 <w:szCs w:val="19"/>
               </w:rPr>
-              <w:t xml:space="preserve">社印が押印される</w:t>
+              <w:t xml:space="preserve">新シートは編集できる</w:t>
             </w:r>
           </w:p>
         </w:tc>
@@ -12036,7 +12036,7 @@
                 <w:sz w:val="19"/>
                 <w:szCs w:val="19"/>
               </w:rPr>
-              <w:t xml:space="preserve">書類のG4セル付近を確認</w:t>
+              <w:t xml:space="preserve">「見積書_最新」シートのセルを編集</w:t>
             </w:r>
           </w:p>
         </w:tc>
@@ -12061,7 +12061,7 @@
                 <w:sz w:val="19"/>
                 <w:szCs w:val="19"/>
               </w:rPr>
-              <w:t xml:space="preserve">社印が正しい位置・サイズで押されている</w:t>
+              <w:t xml:space="preserve">編集できる</w:t>
             </w:r>
           </w:p>
         </w:tc>
@@ -12153,7 +12153,7 @@
                 <w:sz w:val="19"/>
                 <w:szCs w:val="19"/>
               </w:rPr>
-              <w:t xml:space="preserve">C-24</w:t>
+              <w:t xml:space="preserve">C-22</w:t>
             </w:r>
           </w:p>
         </w:tc>
@@ -12205,7 +12205,7 @@
                 <w:sz w:val="19"/>
                 <w:szCs w:val="19"/>
               </w:rPr>
-              <w:t xml:space="preserve">承認者が記録される</w:t>
+              <w:t xml:space="preserve">承認できる</w:t>
             </w:r>
           </w:p>
         </w:tc>
@@ -12231,7 +12231,7 @@
                 <w:sz w:val="19"/>
                 <w:szCs w:val="19"/>
               </w:rPr>
-              <w:t xml:space="preserve">書類のK57・L57セルと案件シートのQ・R列を確認</w:t>
+              <w:t xml:space="preserve">再度「見積書完成」→ 承認権限アカウントで「見積書承認」</w:t>
             </w:r>
           </w:p>
         </w:tc>
@@ -12257,7 +12257,7 @@
                 <w:sz w:val="19"/>
                 <w:szCs w:val="19"/>
               </w:rPr>
-              <w:t xml:space="preserve">承認者名と日時が記録されている</w:t>
+              <w:t xml:space="preserve">ステータスが「見積書承認済み」になる</w:t>
             </w:r>
           </w:p>
         </w:tc>
@@ -12350,7 +12350,7 @@
                 <w:sz w:val="19"/>
                 <w:szCs w:val="19"/>
               </w:rPr>
-              <w:t xml:space="preserve">C-25</w:t>
+              <w:t xml:space="preserve">C-23</w:t>
             </w:r>
           </w:p>
         </w:tc>
@@ -12400,7 +12400,7 @@
                 <w:sz w:val="19"/>
                 <w:szCs w:val="19"/>
               </w:rPr>
-              <w:t xml:space="preserve">承認でロックされる</w:t>
+              <w:t xml:space="preserve">社印が押印される</w:t>
             </w:r>
           </w:p>
         </w:tc>
@@ -12425,7 +12425,7 @@
                 <w:sz w:val="19"/>
                 <w:szCs w:val="19"/>
               </w:rPr>
-              <w:t xml:space="preserve">承認済みシートのセルを編集してみる</w:t>
+              <w:t xml:space="preserve">書類のG4セル付近を確認</w:t>
             </w:r>
           </w:p>
         </w:tc>
@@ -12450,7 +12450,7 @@
                 <w:sz w:val="19"/>
                 <w:szCs w:val="19"/>
               </w:rPr>
-              <w:t xml:space="preserve">編集できない</w:t>
+              <w:t xml:space="preserve">社印が正しい位置・サイズで押されている</w:t>
             </w:r>
           </w:p>
         </w:tc>
@@ -12542,7 +12542,7 @@
                 <w:sz w:val="19"/>
                 <w:szCs w:val="19"/>
               </w:rPr>
-              <w:t xml:space="preserve">C-25b</w:t>
+              <w:t xml:space="preserve">C-24</w:t>
             </w:r>
           </w:p>
         </w:tc>
@@ -12594,7 +12594,7 @@
                 <w:sz w:val="19"/>
                 <w:szCs w:val="19"/>
               </w:rPr>
-              <w:t xml:space="preserve">作業用エリアは編集できる</w:t>
+              <w:t xml:space="preserve">承認者が記録される</w:t>
             </w:r>
           </w:p>
         </w:tc>
@@ -12620,7 +12620,7 @@
                 <w:sz w:val="19"/>
                 <w:szCs w:val="19"/>
               </w:rPr>
-              <w:t xml:space="preserve">承認済みシートのJ22:O47とN53を編集してみる</w:t>
+              <w:t xml:space="preserve">書類のK57・L57セルと案件シートのQ・R列を確認</w:t>
             </w:r>
           </w:p>
         </w:tc>
@@ -12646,7 +12646,7 @@
                 <w:sz w:val="19"/>
                 <w:szCs w:val="19"/>
               </w:rPr>
-              <w:t xml:space="preserve">警告が出ず編集できる</w:t>
+              <w:t xml:space="preserve">承認者名と日時が記録されている</w:t>
             </w:r>
           </w:p>
         </w:tc>
@@ -12739,7 +12739,7 @@
                 <w:sz w:val="19"/>
                 <w:szCs w:val="19"/>
               </w:rPr>
-              <w:t xml:space="preserve">C-25b2</w:t>
+              <w:t xml:space="preserve">C-25</w:t>
             </w:r>
           </w:p>
         </w:tc>
@@ -12764,7 +12764,7 @@
                 <w:sz w:val="19"/>
                 <w:szCs w:val="19"/>
               </w:rPr>
-              <w:t xml:space="preserve">ロック</w:t>
+              <w:t xml:space="preserve">承認</w:t>
             </w:r>
           </w:p>
         </w:tc>
@@ -12789,7 +12789,7 @@
                 <w:sz w:val="19"/>
                 <w:szCs w:val="19"/>
               </w:rPr>
-              <w:t xml:space="preserve">旧版は全体がロックされる</w:t>
+              <w:t xml:space="preserve">承認でロックされる</w:t>
             </w:r>
           </w:p>
         </w:tc>
@@ -12814,7 +12814,7 @@
                 <w:sz w:val="19"/>
                 <w:szCs w:val="19"/>
               </w:rPr>
-              <w:t xml:space="preserve">差し戻された書類と、再作成で退避された旧版シートのJ22:O47を編集</w:t>
+              <w:t xml:space="preserve">承認済みシートのセルを編集してみる</w:t>
             </w:r>
           </w:p>
         </w:tc>
@@ -12839,7 +12839,7 @@
                 <w:sz w:val="19"/>
                 <w:szCs w:val="19"/>
               </w:rPr>
-              <w:t xml:space="preserve">いずれも編集できない（作業用エリアも含めて全体が保護される）</w:t>
+              <w:t xml:space="preserve">編集できない</w:t>
             </w:r>
           </w:p>
         </w:tc>
@@ -12931,7 +12931,7 @@
                 <w:sz w:val="19"/>
                 <w:szCs w:val="19"/>
               </w:rPr>
-              <w:t xml:space="preserve">C-25c</w:t>
+              <w:t xml:space="preserve">C-25b</w:t>
             </w:r>
           </w:p>
         </w:tc>
@@ -12983,7 +12983,7 @@
                 <w:sz w:val="19"/>
                 <w:szCs w:val="19"/>
               </w:rPr>
-              <w:t xml:space="preserve">承認通知に承認者名がある</w:t>
+              <w:t xml:space="preserve">作業用エリアは編集できる</w:t>
             </w:r>
           </w:p>
         </w:tc>
@@ -13009,7 +13009,7 @@
                 <w:sz w:val="19"/>
                 <w:szCs w:val="19"/>
               </w:rPr>
-              <w:t xml:space="preserve">作成者宛の承認完了通知を確認</w:t>
+              <w:t xml:space="preserve">承認済みシートのJ22:O47とN53を編集してみる</w:t>
             </w:r>
           </w:p>
         </w:tc>
@@ -13035,7 +13035,7 @@
                 <w:sz w:val="19"/>
                 <w:szCs w:val="19"/>
               </w:rPr>
-              <w:t xml:space="preserve">「承認者: ○○」が記載されている</w:t>
+              <w:t xml:space="preserve">警告が出ず編集できる</w:t>
             </w:r>
           </w:p>
         </w:tc>
@@ -13128,7 +13128,7 @@
                 <w:sz w:val="19"/>
                 <w:szCs w:val="19"/>
               </w:rPr>
-              <w:t xml:space="preserve">C-25d</w:t>
+              <w:t xml:space="preserve">C-25b2</w:t>
             </w:r>
           </w:p>
         </w:tc>
@@ -13153,7 +13153,7 @@
                 <w:sz w:val="19"/>
                 <w:szCs w:val="19"/>
               </w:rPr>
-              <w:t xml:space="preserve">再承認</w:t>
+              <w:t xml:space="preserve">ロック</w:t>
             </w:r>
           </w:p>
         </w:tc>
@@ -13178,7 +13178,7 @@
                 <w:sz w:val="19"/>
                 <w:szCs w:val="19"/>
               </w:rPr>
-              <w:t xml:space="preserve">再作成でPDF出力が止まる</w:t>
+              <w:t xml:space="preserve">旧版は全体がロックされる</w:t>
             </w:r>
           </w:p>
         </w:tc>
@@ -13203,7 +13203,7 @@
                 <w:sz w:val="19"/>
                 <w:szCs w:val="19"/>
               </w:rPr>
-              <w:t xml:space="preserve">承認後に「再作成」→ サイドバーを確認</w:t>
+              <w:t xml:space="preserve">差し戻された書類と、再作成で退避された旧版シートのJ22:O47を編集</w:t>
             </w:r>
           </w:p>
         </w:tc>
@@ -13228,7 +13228,7 @@
                 <w:sz w:val="19"/>
                 <w:szCs w:val="19"/>
               </w:rPr>
-              <w:t xml:space="preserve">「見積書出力(PDF)」「請求書作成」が非活性になっている</w:t>
+              <w:t xml:space="preserve">いずれも編集できない（作業用エリアも含めて全体が保護される）</w:t>
             </w:r>
           </w:p>
         </w:tc>
@@ -13320,7 +13320,7 @@
                 <w:sz w:val="19"/>
                 <w:szCs w:val="19"/>
               </w:rPr>
-              <w:t xml:space="preserve">C-25e</w:t>
+              <w:t xml:space="preserve">C-25c</w:t>
             </w:r>
           </w:p>
         </w:tc>
@@ -13346,7 +13346,7 @@
                 <w:sz w:val="19"/>
                 <w:szCs w:val="19"/>
               </w:rPr>
-              <w:t xml:space="preserve">再承認</w:t>
+              <w:t xml:space="preserve">承認</w:t>
             </w:r>
           </w:p>
         </w:tc>
@@ -13372,7 +13372,7 @@
                 <w:sz w:val="19"/>
                 <w:szCs w:val="19"/>
               </w:rPr>
-              <w:t xml:space="preserve">承認記録は残っている</w:t>
+              <w:t xml:space="preserve">承認通知に承認者名がある</w:t>
             </w:r>
           </w:p>
         </w:tc>
@@ -13398,7 +13398,7 @@
                 <w:sz w:val="19"/>
                 <w:szCs w:val="19"/>
               </w:rPr>
-              <w:t xml:space="preserve">C-25dの状態で案件シートのR列を確認</w:t>
+              <w:t xml:space="preserve">作成者宛の承認完了通知を確認</w:t>
             </w:r>
           </w:p>
         </w:tc>
@@ -13424,7 +13424,7 @@
                 <w:sz w:val="19"/>
                 <w:szCs w:val="19"/>
               </w:rPr>
-              <w:t xml:space="preserve">前回の承認日時が消えずに残っている</w:t>
+              <w:t xml:space="preserve">「承認者: ○○」が記載されている</w:t>
             </w:r>
           </w:p>
         </w:tc>
@@ -13517,7 +13517,7 @@
                 <w:sz w:val="19"/>
                 <w:szCs w:val="19"/>
               </w:rPr>
-              <w:t xml:space="preserve">C-25f</w:t>
+              <w:t xml:space="preserve">C-25d</w:t>
             </w:r>
           </w:p>
         </w:tc>
@@ -13567,7 +13567,7 @@
                 <w:sz w:val="19"/>
                 <w:szCs w:val="19"/>
               </w:rPr>
-              <w:t xml:space="preserve">再承認で戻る</w:t>
+              <w:t xml:space="preserve">再作成でPDF出力が止まる</w:t>
             </w:r>
           </w:p>
         </w:tc>
@@ -13592,7 +13592,7 @@
                 <w:sz w:val="19"/>
                 <w:szCs w:val="19"/>
               </w:rPr>
-              <w:t xml:space="preserve">「見積書完成」→「見積書承認」</w:t>
+              <w:t xml:space="preserve">承認後に「再作成」→ サイドバーを確認</w:t>
             </w:r>
           </w:p>
         </w:tc>
@@ -13617,7 +13617,7 @@
                 <w:sz w:val="19"/>
                 <w:szCs w:val="19"/>
               </w:rPr>
-              <w:t xml:space="preserve">「見積書出力(PDF)」が再び押せるようになる</w:t>
+              <w:t xml:space="preserve">「見積書出力(PDF)」「請求書作成」が非活性になっている</w:t>
             </w:r>
           </w:p>
         </w:tc>
@@ -13709,7 +13709,7 @@
                 <w:sz w:val="19"/>
                 <w:szCs w:val="19"/>
               </w:rPr>
-              <w:t xml:space="preserve">C-26</w:t>
+              <w:t xml:space="preserve">C-25e</w:t>
             </w:r>
           </w:p>
         </w:tc>
@@ -13735,7 +13735,7 @@
                 <w:sz w:val="19"/>
                 <w:szCs w:val="19"/>
               </w:rPr>
-              <w:t xml:space="preserve">出力</w:t>
+              <w:t xml:space="preserve">再承認</w:t>
             </w:r>
           </w:p>
         </w:tc>
@@ -13761,7 +13761,7 @@
                 <w:sz w:val="19"/>
                 <w:szCs w:val="19"/>
               </w:rPr>
-              <w:t xml:space="preserve">PDFが出力される</w:t>
+              <w:t xml:space="preserve">承認記録は残っている</w:t>
             </w:r>
           </w:p>
         </w:tc>
@@ -13787,7 +13787,7 @@
                 <w:sz w:val="19"/>
                 <w:szCs w:val="19"/>
               </w:rPr>
-              <w:t xml:space="preserve">サイドバー →「見積書出力(PDF)」</w:t>
+              <w:t xml:space="preserve">C-25dの状態で案件シートのR列を確認</w:t>
             </w:r>
           </w:p>
         </w:tc>
@@ -13813,7 +13813,7 @@
                 <w:sz w:val="19"/>
                 <w:szCs w:val="19"/>
               </w:rPr>
-              <w:t xml:space="preserve">PDFが新しいタブで開く</w:t>
+              <w:t xml:space="preserve">前回の承認日時が消えずに残っている</w:t>
             </w:r>
           </w:p>
         </w:tc>
@@ -13906,7 +13906,7 @@
                 <w:sz w:val="19"/>
                 <w:szCs w:val="19"/>
               </w:rPr>
-              <w:t xml:space="preserve">C-27</w:t>
+              <w:t xml:space="preserve">C-25f</w:t>
             </w:r>
           </w:p>
         </w:tc>
@@ -13931,7 +13931,7 @@
                 <w:sz w:val="19"/>
                 <w:szCs w:val="19"/>
               </w:rPr>
-              <w:t xml:space="preserve">出力</w:t>
+              <w:t xml:space="preserve">再承認</w:t>
             </w:r>
           </w:p>
         </w:tc>
@@ -13956,7 +13956,7 @@
                 <w:sz w:val="19"/>
                 <w:szCs w:val="19"/>
               </w:rPr>
-              <w:t xml:space="preserve">PDFが1ページである</w:t>
+              <w:t xml:space="preserve">再承認で戻る</w:t>
             </w:r>
           </w:p>
         </w:tc>
@@ -13981,7 +13981,7 @@
                 <w:sz w:val="19"/>
                 <w:szCs w:val="19"/>
               </w:rPr>
-              <w:t xml:space="preserve">開いたPDFのページ数と内容を確認</w:t>
+              <w:t xml:space="preserve">「見積書完成」→「見積書承認」</w:t>
             </w:r>
           </w:p>
         </w:tc>
@@ -14006,7 +14006,7 @@
                 <w:sz w:val="19"/>
                 <w:szCs w:val="19"/>
               </w:rPr>
-              <w:t xml:space="preserve">1ページ（A1:H54）で、操作履歴欄と請求書発行情報が含まれていない</w:t>
+              <w:t xml:space="preserve">「見積書出力(PDF)」が再び押せるようになる</w:t>
             </w:r>
           </w:p>
         </w:tc>
@@ -14098,7 +14098,7 @@
                 <w:sz w:val="19"/>
                 <w:szCs w:val="19"/>
               </w:rPr>
-              <w:t xml:space="preserve">C-28</w:t>
+              <w:t xml:space="preserve">C-26</w:t>
             </w:r>
           </w:p>
         </w:tc>
@@ -14150,7 +14150,7 @@
                 <w:sz w:val="19"/>
                 <w:szCs w:val="19"/>
               </w:rPr>
-              <w:t xml:space="preserve">社印の位置が正しい</w:t>
+              <w:t xml:space="preserve">PDFが出力される</w:t>
             </w:r>
           </w:p>
         </w:tc>
@@ -14176,7 +14176,7 @@
                 <w:sz w:val="19"/>
                 <w:szCs w:val="19"/>
               </w:rPr>
-              <w:t xml:space="preserve">PDFの社印を確認</w:t>
+              <w:t xml:space="preserve">サイドバー →「見積書出力(PDF)」</w:t>
             </w:r>
           </w:p>
         </w:tc>
@@ -14202,7 +14202,7 @@
                 <w:sz w:val="19"/>
                 <w:szCs w:val="19"/>
               </w:rPr>
-              <w:t xml:space="preserve">下端が13行目の下端に揃っている</w:t>
+              <w:t xml:space="preserve">PDFが新しいタブで開く</w:t>
             </w:r>
           </w:p>
         </w:tc>
@@ -14295,7 +14295,7 @@
                 <w:sz w:val="19"/>
                 <w:szCs w:val="19"/>
               </w:rPr>
-              <w:t xml:space="preserve">C-29</w:t>
+              <w:t xml:space="preserve">C-27</w:t>
             </w:r>
           </w:p>
         </w:tc>
@@ -14345,7 +14345,7 @@
                 <w:sz w:val="19"/>
                 <w:szCs w:val="19"/>
               </w:rPr>
-              <w:t xml:space="preserve">PDFがDriveに保存される</w:t>
+              <w:t xml:space="preserve">PDFが1ページである</w:t>
             </w:r>
           </w:p>
         </w:tc>
@@ -14370,7 +14370,7 @@
                 <w:sz w:val="19"/>
                 <w:szCs w:val="19"/>
               </w:rPr>
-              <w:t xml:space="preserve">案件フォルダを確認</w:t>
+              <w:t xml:space="preserve">開いたPDFのページ数と内容を確認</w:t>
             </w:r>
           </w:p>
         </w:tc>
@@ -14395,7 +14395,7 @@
                 <w:sz w:val="19"/>
                 <w:szCs w:val="19"/>
               </w:rPr>
-              <w:t xml:space="preserve">「見積書_{案件番号}.pdf」が保存されている</w:t>
+              <w:t xml:space="preserve">1ページ（A1:H54）で、操作履歴欄と請求書発行情報が含まれていない</w:t>
             </w:r>
           </w:p>
         </w:tc>
@@ -14487,6 +14487,592 @@
                 <w:sz w:val="19"/>
                 <w:szCs w:val="19"/>
               </w:rPr>
+              <w:t xml:space="preserve">C-28</w:t>
+            </w:r>
+          </w:p>
+        </w:tc>
+        <w:tc>
+          <w:tcPr>
+            <w:tcW w:type="dxa" w:w="1100"/>
+            <w:shd w:fill="F5F7FA" w:val="clear"/>
+            <w:tcMar>
+              <w:top w:type="dxa" w:w="80"/>
+              <w:left w:type="dxa" w:w="110"/>
+              <w:bottom w:type="dxa" w:w="80"/>
+              <w:right w:type="dxa" w:w="110"/>
+            </w:tcMar>
+          </w:tcPr>
+          <w:p>
+            <w:pPr>
+              <w:spacing w:after="0"/>
+            </w:pPr>
+            <w:r>
+              <w:rPr>
+                <w:b w:val="false"/>
+                <w:bCs w:val="false"/>
+                <w:sz w:val="19"/>
+                <w:szCs w:val="19"/>
+              </w:rPr>
+              <w:t xml:space="preserve">出力</w:t>
+            </w:r>
+          </w:p>
+        </w:tc>
+        <w:tc>
+          <w:tcPr>
+            <w:tcW w:type="dxa" w:w="2400"/>
+            <w:shd w:fill="F5F7FA" w:val="clear"/>
+            <w:tcMar>
+              <w:top w:type="dxa" w:w="80"/>
+              <w:left w:type="dxa" w:w="110"/>
+              <w:bottom w:type="dxa" w:w="80"/>
+              <w:right w:type="dxa" w:w="110"/>
+            </w:tcMar>
+          </w:tcPr>
+          <w:p>
+            <w:pPr>
+              <w:spacing w:after="0"/>
+            </w:pPr>
+            <w:r>
+              <w:rPr>
+                <w:b w:val="false"/>
+                <w:bCs w:val="false"/>
+                <w:sz w:val="19"/>
+                <w:szCs w:val="19"/>
+              </w:rPr>
+              <w:t xml:space="preserve">社印の位置が正しい</w:t>
+            </w:r>
+          </w:p>
+        </w:tc>
+        <w:tc>
+          <w:tcPr>
+            <w:tcW w:type="dxa" w:w="3400"/>
+            <w:shd w:fill="F5F7FA" w:val="clear"/>
+            <w:tcMar>
+              <w:top w:type="dxa" w:w="80"/>
+              <w:left w:type="dxa" w:w="110"/>
+              <w:bottom w:type="dxa" w:w="80"/>
+              <w:right w:type="dxa" w:w="110"/>
+            </w:tcMar>
+          </w:tcPr>
+          <w:p>
+            <w:pPr>
+              <w:spacing w:after="0"/>
+            </w:pPr>
+            <w:r>
+              <w:rPr>
+                <w:b w:val="false"/>
+                <w:bCs w:val="false"/>
+                <w:sz w:val="19"/>
+                <w:szCs w:val="19"/>
+              </w:rPr>
+              <w:t xml:space="preserve">PDFの社印を確認</w:t>
+            </w:r>
+          </w:p>
+        </w:tc>
+        <w:tc>
+          <w:tcPr>
+            <w:tcW w:type="dxa" w:w="3800"/>
+            <w:shd w:fill="F5F7FA" w:val="clear"/>
+            <w:tcMar>
+              <w:top w:type="dxa" w:w="80"/>
+              <w:left w:type="dxa" w:w="110"/>
+              <w:bottom w:type="dxa" w:w="80"/>
+              <w:right w:type="dxa" w:w="110"/>
+            </w:tcMar>
+          </w:tcPr>
+          <w:p>
+            <w:pPr>
+              <w:spacing w:after="0"/>
+            </w:pPr>
+            <w:r>
+              <w:rPr>
+                <w:b w:val="false"/>
+                <w:bCs w:val="false"/>
+                <w:sz w:val="19"/>
+                <w:szCs w:val="19"/>
+              </w:rPr>
+              <w:t xml:space="preserve">下端が13行目の下端に揃っている</w:t>
+            </w:r>
+          </w:p>
+        </w:tc>
+        <w:tc>
+          <w:tcPr>
+            <w:tcW w:type="dxa" w:w="1200"/>
+            <w:shd w:fill="F5F7FA" w:val="clear"/>
+            <w:tcMar>
+              <w:top w:type="dxa" w:w="80"/>
+              <w:left w:type="dxa" w:w="110"/>
+              <w:bottom w:type="dxa" w:w="80"/>
+              <w:right w:type="dxa" w:w="110"/>
+            </w:tcMar>
+          </w:tcPr>
+          <w:p>
+            <w:pPr>
+              <w:spacing w:after="0"/>
+            </w:pPr>
+            <w:r>
+              <w:rPr>
+                <w:b w:val="false"/>
+                <w:bCs w:val="false"/>
+                <w:sz w:val="19"/>
+                <w:szCs w:val="19"/>
+              </w:rPr>
+              <w:t xml:space="preserve">□ OK</w:t>
+            </w:r>
+          </w:p>
+          <w:p>
+            <w:pPr>
+              <w:spacing w:after="0"/>
+            </w:pPr>
+            <w:r>
+              <w:rPr>
+                <w:b w:val="false"/>
+                <w:bCs w:val="false"/>
+                <w:sz w:val="19"/>
+                <w:szCs w:val="19"/>
+              </w:rPr>
+              <w:t xml:space="preserve">□ NG</w:t>
+            </w:r>
+          </w:p>
+        </w:tc>
+        <w:tc>
+          <w:tcPr>
+            <w:tcW w:type="dxa" w:w="2200"/>
+            <w:shd w:fill="F5F7FA" w:val="clear"/>
+            <w:tcMar>
+              <w:top w:type="dxa" w:w="80"/>
+              <w:left w:type="dxa" w:w="110"/>
+              <w:bottom w:type="dxa" w:w="80"/>
+              <w:right w:type="dxa" w:w="110"/>
+            </w:tcMar>
+          </w:tcPr>
+          <w:p>
+            <w:pPr>
+              <w:spacing w:after="0"/>
+            </w:pPr>
+            <w:r>
+              <w:rPr>
+                <w:b w:val="false"/>
+                <w:bCs w:val="false"/>
+                <w:sz w:val="19"/>
+                <w:szCs w:val="19"/>
+              </w:rPr>
+              <w:t xml:space="preserve"/>
+            </w:r>
+          </w:p>
+        </w:tc>
+      </w:tr>
+      <w:tr>
+        <w:tc>
+          <w:tcPr>
+            <w:tcW w:type="dxa" w:w="500"/>
+            <w:tcMar>
+              <w:top w:type="dxa" w:w="80"/>
+              <w:left w:type="dxa" w:w="110"/>
+              <w:bottom w:type="dxa" w:w="80"/>
+              <w:right w:type="dxa" w:w="110"/>
+            </w:tcMar>
+          </w:tcPr>
+          <w:p>
+            <w:pPr>
+              <w:spacing w:after="0"/>
+            </w:pPr>
+            <w:r>
+              <w:rPr>
+                <w:b w:val="false"/>
+                <w:bCs w:val="false"/>
+                <w:sz w:val="19"/>
+                <w:szCs w:val="19"/>
+              </w:rPr>
+              <w:t xml:space="preserve">C-29</w:t>
+            </w:r>
+          </w:p>
+        </w:tc>
+        <w:tc>
+          <w:tcPr>
+            <w:tcW w:type="dxa" w:w="1100"/>
+            <w:tcMar>
+              <w:top w:type="dxa" w:w="80"/>
+              <w:left w:type="dxa" w:w="110"/>
+              <w:bottom w:type="dxa" w:w="80"/>
+              <w:right w:type="dxa" w:w="110"/>
+            </w:tcMar>
+          </w:tcPr>
+          <w:p>
+            <w:pPr>
+              <w:spacing w:after="0"/>
+            </w:pPr>
+            <w:r>
+              <w:rPr>
+                <w:b w:val="false"/>
+                <w:bCs w:val="false"/>
+                <w:sz w:val="19"/>
+                <w:szCs w:val="19"/>
+              </w:rPr>
+              <w:t xml:space="preserve">出力</w:t>
+            </w:r>
+          </w:p>
+        </w:tc>
+        <w:tc>
+          <w:tcPr>
+            <w:tcW w:type="dxa" w:w="2400"/>
+            <w:tcMar>
+              <w:top w:type="dxa" w:w="80"/>
+              <w:left w:type="dxa" w:w="110"/>
+              <w:bottom w:type="dxa" w:w="80"/>
+              <w:right w:type="dxa" w:w="110"/>
+            </w:tcMar>
+          </w:tcPr>
+          <w:p>
+            <w:pPr>
+              <w:spacing w:after="0"/>
+            </w:pPr>
+            <w:r>
+              <w:rPr>
+                <w:b w:val="false"/>
+                <w:bCs w:val="false"/>
+                <w:sz w:val="19"/>
+                <w:szCs w:val="19"/>
+              </w:rPr>
+              <w:t xml:space="preserve">PDFがDriveに保存される</w:t>
+            </w:r>
+          </w:p>
+        </w:tc>
+        <w:tc>
+          <w:tcPr>
+            <w:tcW w:type="dxa" w:w="3400"/>
+            <w:tcMar>
+              <w:top w:type="dxa" w:w="80"/>
+              <w:left w:type="dxa" w:w="110"/>
+              <w:bottom w:type="dxa" w:w="80"/>
+              <w:right w:type="dxa" w:w="110"/>
+            </w:tcMar>
+          </w:tcPr>
+          <w:p>
+            <w:pPr>
+              <w:spacing w:after="0"/>
+            </w:pPr>
+            <w:r>
+              <w:rPr>
+                <w:b w:val="false"/>
+                <w:bCs w:val="false"/>
+                <w:sz w:val="19"/>
+                <w:szCs w:val="19"/>
+              </w:rPr>
+              <w:t xml:space="preserve">案件フォルダを確認</w:t>
+            </w:r>
+          </w:p>
+        </w:tc>
+        <w:tc>
+          <w:tcPr>
+            <w:tcW w:type="dxa" w:w="3800"/>
+            <w:tcMar>
+              <w:top w:type="dxa" w:w="80"/>
+              <w:left w:type="dxa" w:w="110"/>
+              <w:bottom w:type="dxa" w:w="80"/>
+              <w:right w:type="dxa" w:w="110"/>
+            </w:tcMar>
+          </w:tcPr>
+          <w:p>
+            <w:pPr>
+              <w:spacing w:after="0"/>
+            </w:pPr>
+            <w:r>
+              <w:rPr>
+                <w:b w:val="false"/>
+                <w:bCs w:val="false"/>
+                <w:sz w:val="19"/>
+                <w:szCs w:val="19"/>
+              </w:rPr>
+              <w:t xml:space="preserve">「見積書_{案件番号}.pdf」が保存されている</w:t>
+            </w:r>
+          </w:p>
+        </w:tc>
+        <w:tc>
+          <w:tcPr>
+            <w:tcW w:type="dxa" w:w="1200"/>
+            <w:tcMar>
+              <w:top w:type="dxa" w:w="80"/>
+              <w:left w:type="dxa" w:w="110"/>
+              <w:bottom w:type="dxa" w:w="80"/>
+              <w:right w:type="dxa" w:w="110"/>
+            </w:tcMar>
+          </w:tcPr>
+          <w:p>
+            <w:pPr>
+              <w:spacing w:after="0"/>
+            </w:pPr>
+            <w:r>
+              <w:rPr>
+                <w:b w:val="false"/>
+                <w:bCs w:val="false"/>
+                <w:sz w:val="19"/>
+                <w:szCs w:val="19"/>
+              </w:rPr>
+              <w:t xml:space="preserve">□ OK</w:t>
+            </w:r>
+          </w:p>
+          <w:p>
+            <w:pPr>
+              <w:spacing w:after="0"/>
+            </w:pPr>
+            <w:r>
+              <w:rPr>
+                <w:b w:val="false"/>
+                <w:bCs w:val="false"/>
+                <w:sz w:val="19"/>
+                <w:szCs w:val="19"/>
+              </w:rPr>
+              <w:t xml:space="preserve">□ NG</w:t>
+            </w:r>
+          </w:p>
+        </w:tc>
+        <w:tc>
+          <w:tcPr>
+            <w:tcW w:type="dxa" w:w="2200"/>
+            <w:tcMar>
+              <w:top w:type="dxa" w:w="80"/>
+              <w:left w:type="dxa" w:w="110"/>
+              <w:bottom w:type="dxa" w:w="80"/>
+              <w:right w:type="dxa" w:w="110"/>
+            </w:tcMar>
+          </w:tcPr>
+          <w:p>
+            <w:pPr>
+              <w:spacing w:after="0"/>
+            </w:pPr>
+            <w:r>
+              <w:rPr>
+                <w:b w:val="false"/>
+                <w:bCs w:val="false"/>
+                <w:sz w:val="19"/>
+                <w:szCs w:val="19"/>
+              </w:rPr>
+              <w:t xml:space="preserve"/>
+            </w:r>
+          </w:p>
+        </w:tc>
+      </w:tr>
+      <w:tr>
+        <w:tc>
+          <w:tcPr>
+            <w:tcW w:type="dxa" w:w="500"/>
+            <w:shd w:fill="F5F7FA" w:val="clear"/>
+            <w:tcMar>
+              <w:top w:type="dxa" w:w="80"/>
+              <w:left w:type="dxa" w:w="110"/>
+              <w:bottom w:type="dxa" w:w="80"/>
+              <w:right w:type="dxa" w:w="110"/>
+            </w:tcMar>
+          </w:tcPr>
+          <w:p>
+            <w:pPr>
+              <w:spacing w:after="0"/>
+            </w:pPr>
+            <w:r>
+              <w:rPr>
+                <w:b w:val="false"/>
+                <w:bCs w:val="false"/>
+                <w:sz w:val="19"/>
+                <w:szCs w:val="19"/>
+              </w:rPr>
+              <w:t xml:space="preserve">C-29b</w:t>
+            </w:r>
+          </w:p>
+        </w:tc>
+        <w:tc>
+          <w:tcPr>
+            <w:tcW w:type="dxa" w:w="1100"/>
+            <w:shd w:fill="F5F7FA" w:val="clear"/>
+            <w:tcMar>
+              <w:top w:type="dxa" w:w="80"/>
+              <w:left w:type="dxa" w:w="110"/>
+              <w:bottom w:type="dxa" w:w="80"/>
+              <w:right w:type="dxa" w:w="110"/>
+            </w:tcMar>
+          </w:tcPr>
+          <w:p>
+            <w:pPr>
+              <w:spacing w:after="0"/>
+            </w:pPr>
+            <w:r>
+              <w:rPr>
+                <w:b w:val="false"/>
+                <w:bCs w:val="false"/>
+                <w:sz w:val="19"/>
+                <w:szCs w:val="19"/>
+              </w:rPr>
+              <w:t xml:space="preserve">PDF</w:t>
+            </w:r>
+          </w:p>
+        </w:tc>
+        <w:tc>
+          <w:tcPr>
+            <w:tcW w:type="dxa" w:w="2400"/>
+            <w:shd w:fill="F5F7FA" w:val="clear"/>
+            <w:tcMar>
+              <w:top w:type="dxa" w:w="80"/>
+              <w:left w:type="dxa" w:w="110"/>
+              <w:bottom w:type="dxa" w:w="80"/>
+              <w:right w:type="dxa" w:w="110"/>
+            </w:tcMar>
+          </w:tcPr>
+          <w:p>
+            <w:pPr>
+              <w:spacing w:after="0"/>
+            </w:pPr>
+            <w:r>
+              <w:rPr>
+                <w:b w:val="false"/>
+                <w:bCs w:val="false"/>
+                <w:sz w:val="19"/>
+                <w:szCs w:val="19"/>
+              </w:rPr>
+              <w:t xml:space="preserve">PDFは1つだけ残る</w:t>
+            </w:r>
+          </w:p>
+        </w:tc>
+        <w:tc>
+          <w:tcPr>
+            <w:tcW w:type="dxa" w:w="3400"/>
+            <w:shd w:fill="F5F7FA" w:val="clear"/>
+            <w:tcMar>
+              <w:top w:type="dxa" w:w="80"/>
+              <w:left w:type="dxa" w:w="110"/>
+              <w:bottom w:type="dxa" w:w="80"/>
+              <w:right w:type="dxa" w:w="110"/>
+            </w:tcMar>
+          </w:tcPr>
+          <w:p>
+            <w:pPr>
+              <w:spacing w:after="0"/>
+            </w:pPr>
+            <w:r>
+              <w:rPr>
+                <w:b w:val="false"/>
+                <w:bCs w:val="false"/>
+                <w:sz w:val="19"/>
+                <w:szCs w:val="19"/>
+              </w:rPr>
+              <w:t xml:space="preserve">PDF出力を続けて2〜3回実行し、案件フォルダを確認</w:t>
+            </w:r>
+          </w:p>
+        </w:tc>
+        <w:tc>
+          <w:tcPr>
+            <w:tcW w:type="dxa" w:w="3800"/>
+            <w:shd w:fill="F5F7FA" w:val="clear"/>
+            <w:tcMar>
+              <w:top w:type="dxa" w:w="80"/>
+              <w:left w:type="dxa" w:w="110"/>
+              <w:bottom w:type="dxa" w:w="80"/>
+              <w:right w:type="dxa" w:w="110"/>
+            </w:tcMar>
+          </w:tcPr>
+          <w:p>
+            <w:pPr>
+              <w:spacing w:after="0"/>
+            </w:pPr>
+            <w:r>
+              <w:rPr>
+                <w:b w:val="false"/>
+                <w:bCs w:val="false"/>
+                <w:sz w:val="19"/>
+                <w:szCs w:val="19"/>
+              </w:rPr>
+              <w:t xml:space="preserve">PDFが1つだけ（古いものはゴミ箱へ移動している）</w:t>
+            </w:r>
+          </w:p>
+        </w:tc>
+        <w:tc>
+          <w:tcPr>
+            <w:tcW w:type="dxa" w:w="1200"/>
+            <w:shd w:fill="F5F7FA" w:val="clear"/>
+            <w:tcMar>
+              <w:top w:type="dxa" w:w="80"/>
+              <w:left w:type="dxa" w:w="110"/>
+              <w:bottom w:type="dxa" w:w="80"/>
+              <w:right w:type="dxa" w:w="110"/>
+            </w:tcMar>
+          </w:tcPr>
+          <w:p>
+            <w:pPr>
+              <w:spacing w:after="0"/>
+            </w:pPr>
+            <w:r>
+              <w:rPr>
+                <w:b w:val="false"/>
+                <w:bCs w:val="false"/>
+                <w:sz w:val="19"/>
+                <w:szCs w:val="19"/>
+              </w:rPr>
+              <w:t xml:space="preserve">□ OK</w:t>
+            </w:r>
+          </w:p>
+          <w:p>
+            <w:pPr>
+              <w:spacing w:after="0"/>
+            </w:pPr>
+            <w:r>
+              <w:rPr>
+                <w:b w:val="false"/>
+                <w:bCs w:val="false"/>
+                <w:sz w:val="19"/>
+                <w:szCs w:val="19"/>
+              </w:rPr>
+              <w:t xml:space="preserve">□ NG</w:t>
+            </w:r>
+          </w:p>
+        </w:tc>
+        <w:tc>
+          <w:tcPr>
+            <w:tcW w:type="dxa" w:w="2200"/>
+            <w:shd w:fill="F5F7FA" w:val="clear"/>
+            <w:tcMar>
+              <w:top w:type="dxa" w:w="80"/>
+              <w:left w:type="dxa" w:w="110"/>
+              <w:bottom w:type="dxa" w:w="80"/>
+              <w:right w:type="dxa" w:w="110"/>
+            </w:tcMar>
+          </w:tcPr>
+          <w:p>
+            <w:pPr>
+              <w:spacing w:after="0"/>
+            </w:pPr>
+            <w:r>
+              <w:rPr>
+                <w:b w:val="false"/>
+                <w:bCs w:val="false"/>
+                <w:sz w:val="19"/>
+                <w:szCs w:val="19"/>
+              </w:rPr>
+              <w:t xml:space="preserve"/>
+            </w:r>
+          </w:p>
+        </w:tc>
+      </w:tr>
+      <w:tr>
+        <w:tc>
+          <w:tcPr>
+            <w:tcW w:type="dxa" w:w="500"/>
+            <w:tcMar>
+              <w:top w:type="dxa" w:w="80"/>
+              <w:left w:type="dxa" w:w="110"/>
+              <w:bottom w:type="dxa" w:w="80"/>
+              <w:right w:type="dxa" w:w="110"/>
+            </w:tcMar>
+          </w:tcPr>
+          <w:p>
+            <w:pPr>
+              <w:spacing w:after="0"/>
+            </w:pPr>
+            <w:r>
+              <w:rPr>
+                <w:b w:val="false"/>
+                <w:bCs w:val="false"/>
+                <w:sz w:val="19"/>
+                <w:szCs w:val="19"/>
+              </w:rPr>
               <w:t xml:space="preserve">C-30</w:t>
             </w:r>
           </w:p>
@@ -14494,7 +15080,6 @@
         <w:tc>
           <w:tcPr>
             <w:tcW w:type="dxa" w:w="1100"/>
-            <w:shd w:fill="F5F7FA" w:val="clear"/>
             <w:tcMar>
               <w:top w:type="dxa" w:w="80"/>
               <w:left w:type="dxa" w:w="110"/>
@@ -14520,7 +15105,6 @@
         <w:tc>
           <w:tcPr>
             <w:tcW w:type="dxa" w:w="2400"/>
-            <w:shd w:fill="F5F7FA" w:val="clear"/>
             <w:tcMar>
               <w:top w:type="dxa" w:w="80"/>
               <w:left w:type="dxa" w:w="110"/>
@@ -14546,7 +15130,6 @@
         <w:tc>
           <w:tcPr>
             <w:tcW w:type="dxa" w:w="3400"/>
-            <w:shd w:fill="F5F7FA" w:val="clear"/>
             <w:tcMar>
               <w:top w:type="dxa" w:w="80"/>
               <w:left w:type="dxa" w:w="110"/>
@@ -14572,7 +15155,6 @@
         <w:tc>
           <w:tcPr>
             <w:tcW w:type="dxa" w:w="3800"/>
-            <w:shd w:fill="F5F7FA" w:val="clear"/>
             <w:tcMar>
               <w:top w:type="dxa" w:w="80"/>
               <w:left w:type="dxa" w:w="110"/>
@@ -14598,7 +15180,6 @@
         <w:tc>
           <w:tcPr>
             <w:tcW w:type="dxa" w:w="1200"/>
-            <w:shd w:fill="F5F7FA" w:val="clear"/>
             <w:tcMar>
               <w:top w:type="dxa" w:w="80"/>
               <w:left w:type="dxa" w:w="110"/>
@@ -14638,7 +15219,6 @@
         <w:tc>
           <w:tcPr>
             <w:tcW w:type="dxa" w:w="2200"/>
-            <w:shd w:fill="F5F7FA" w:val="clear"/>
             <w:tcMar>
               <w:top w:type="dxa" w:w="80"/>
               <w:left w:type="dxa" w:w="110"/>
